--- a/6Динамическая_генерация_игровых_миров_при_помощи_нейросетей.docx
+++ b/6Динамическая_генерация_игровых_миров_при_помощи_нейросетей.docx
@@ -151,6 +151,15 @@
           <w:szCs w:val="28"/>
         </w:rPr>
       </w:r>
+      <w:r>
+        <w:rPr>
+          <w:rFonts w:ascii="Times New Roman" w:hAnsi="Times New Roman" w:cs="Times New Roman"/>
+          <w:b/>
+          <w:bCs/>
+          <w:sz w:val="28"/>
+          <w:szCs w:val="28"/>
+        </w:rPr>
+      </w:r>
     </w:p>
     <w:sdt>
       <w:sdtPr>
@@ -176,13 +185,11 @@
               <w14:ligatures w14:val="none"/>
             </w:rPr>
           </w:pPr>
-          <w:r/>
           <w:r>
             <w:fldChar w:fldCharType="begin"/>
             <w:instrText xml:space="preserve">TOC \o "1-9" \h </w:instrText>
             <w:fldChar w:fldCharType="separate"/>
           </w:r>
-          <w:r/>
           <w:hyperlink w:tooltip="#_Toc1" w:anchor="_Toc1" w:history="1">
             <w:r>
               <w:rPr>
@@ -225,13 +232,17 @@
               <w14:ligatures w14:val="none"/>
             </w:rPr>
           </w:r>
+          <w:r>
+            <w:rPr>
+              <w:highlight w:val="none"/>
+              <w14:ligatures w14:val="none"/>
+            </w:rPr>
+          </w:r>
         </w:p>
         <w:p>
           <w:r>
             <w:fldChar w:fldCharType="end"/>
           </w:r>
-          <w:r/>
-          <w:r/>
           <w:r/>
         </w:p>
       </w:sdtContent>
@@ -371,7 +382,13 @@
         </w:rPr>
       </w:r>
       <w:bookmarkEnd w:id="1"/>
-      <w:r/>
+      <w:r>
+        <w:rPr>
+          <w:highlight w:val="none"/>
+          <w:lang w:val="ru-RU"/>
+          <w14:ligatures w14:val="none"/>
+        </w:rPr>
+      </w:r>
       <w:r>
         <w:rPr>
           <w:highlight w:val="none"/>
@@ -5686,8 +5703,9 @@
       </w:r>
       <w:r>
         <w:rPr>
-          <w:rStyle w:val="675"/>
-          <w:lang w:val="ru-RU"/>
+          <w:highlight w:val="none"/>
+          <w:lang w:val="ru-RU"/>
+          <w14:ligatures w14:val="none"/>
         </w:rPr>
       </w:r>
       <w:r>
@@ -6739,7 +6757,7 @@
       </w:r>
       <w:r>
         <w:rPr>
-          <w:highlight w:val="none"/>
+          <w14:ligatures w14:val="none"/>
         </w:rPr>
       </w:r>
       <w:r>
@@ -15606,6 +15624,1243 @@
         <w:rPr>
           <w:highlight w:val="none"/>
         </w:rPr>
+        <w:tab/>
+      </w:r>
+      <w:r>
+        <w:rPr>
+          <w:highlight w:val="none"/>
+        </w:rPr>
+        <w:t xml:space="preserve">На вход моделям нейронных сетей в системе динамической генерации виртуальных миров подаются </w:t>
+      </w:r>
+      <w:r>
+        <w:rPr>
+          <w:highlight w:val="none"/>
+        </w:rPr>
+        <w:t xml:space="preserve">J</w:t>
+      </w:r>
+      <w:r>
+        <w:rPr>
+          <w:highlight w:val="none"/>
+        </w:rPr>
+        <w:t xml:space="preserve">S</w:t>
+      </w:r>
+      <w:r>
+        <w:rPr>
+          <w:highlight w:val="none"/>
+        </w:rPr>
+        <w:t xml:space="preserve">O</w:t>
+      </w:r>
+      <w:r>
+        <w:rPr>
+          <w:highlight w:val="none"/>
+        </w:rPr>
+        <w:t xml:space="preserve">N</w:t>
+      </w:r>
+      <w:r>
+        <w:rPr>
+          <w:highlight w:val="none"/>
+        </w:rPr>
+        <w:t xml:space="preserve">,</w:t>
+      </w:r>
+      <w:r>
+        <w:rPr>
+          <w:highlight w:val="none"/>
+        </w:rPr>
+        <w:t xml:space="preserve"> являющиеся </w:t>
+      </w:r>
+      <w:r>
+        <w:rPr>
+          <w:highlight w:val="none"/>
+        </w:rPr>
+        <w:t xml:space="preserve">n</w:t>
+      </w:r>
+      <w:r>
+        <w:rPr>
+          <w:highlight w:val="none"/>
+        </w:rPr>
+        <w:t xml:space="preserve">-</w:t>
+      </w:r>
+      <w:r>
+        <w:rPr>
+          <w:highlight w:val="none"/>
+        </w:rPr>
+        <w:t xml:space="preserve">граммами с параметрами </w:t>
+      </w:r>
+      <w:r>
+        <w:rPr>
+          <w:highlight w:val="none"/>
+        </w:rPr>
+        <w:t xml:space="preserve">«классами</w:t>
+      </w:r>
+      <w:r>
+        <w:rPr>
+          <w:highlight w:val="none"/>
+        </w:rPr>
+        <w:t xml:space="preserve">»</w:t>
+      </w:r>
+      <w:r>
+        <w:rPr>
+          <w:highlight w:val="none"/>
+        </w:rPr>
+        <w:t xml:space="preserve">,</w:t>
+      </w:r>
+      <w:r>
+        <w:rPr>
+          <w:highlight w:val="none"/>
+        </w:rPr>
+        <w:t xml:space="preserve"> для начала работы </w:t>
+      </w:r>
+      <w:r>
+        <w:rPr>
+          <w:highlight w:val="none"/>
+        </w:rPr>
+        <w:t xml:space="preserve">«СДГВМ</w:t>
+      </w:r>
+      <w:r>
+        <w:rPr>
+          <w:highlight w:val="none"/>
+        </w:rPr>
+        <w:t xml:space="preserve">»</w:t>
+      </w:r>
+      <w:r>
+        <w:rPr>
+          <w:highlight w:val="none"/>
+        </w:rPr>
+        <w:t xml:space="preserve"> нужно запустить сервер генерации визуалов </w:t>
+      </w:r>
+      <w:r>
+        <w:rPr>
+          <w:highlight w:val="none"/>
+        </w:rPr>
+        <w:t xml:space="preserve">C</w:t>
+      </w:r>
+      <w:r>
+        <w:rPr>
+          <w:highlight w:val="none"/>
+        </w:rPr>
+        <w:t xml:space="preserve">o</w:t>
+      </w:r>
+      <w:r>
+        <w:rPr>
+          <w:highlight w:val="none"/>
+        </w:rPr>
+        <w:t xml:space="preserve">m</w:t>
+      </w:r>
+      <w:r>
+        <w:rPr>
+          <w:highlight w:val="none"/>
+        </w:rPr>
+        <w:t xml:space="preserve">f</w:t>
+      </w:r>
+      <w:r>
+        <w:rPr>
+          <w:highlight w:val="none"/>
+        </w:rPr>
+        <w:t xml:space="preserve">y</w:t>
+      </w:r>
+      <w:r>
+        <w:rPr>
+          <w:highlight w:val="none"/>
+        </w:rPr>
+        <w:t xml:space="preserve">U</w:t>
+      </w:r>
+      <w:r>
+        <w:rPr>
+          <w:highlight w:val="none"/>
+        </w:rPr>
+        <w:t xml:space="preserve">I</w:t>
+      </w:r>
+      <w:r>
+        <w:rPr>
+          <w:highlight w:val="none"/>
+        </w:rPr>
+        <w:t xml:space="preserve">,</w:t>
+      </w:r>
+      <w:r>
+        <w:rPr>
+          <w:highlight w:val="none"/>
+        </w:rPr>
+        <w:t xml:space="preserve"> через скрипт </w:t>
+      </w:r>
+      <w:r>
+        <w:rPr>
+          <w:highlight w:val="none"/>
+        </w:rPr>
+        <w:t xml:space="preserve">m</w:t>
+      </w:r>
+      <w:r>
+        <w:rPr>
+          <w:highlight w:val="none"/>
+        </w:rPr>
+        <w:t xml:space="preserve">a</w:t>
+      </w:r>
+      <w:r>
+        <w:rPr>
+          <w:highlight w:val="none"/>
+        </w:rPr>
+        <w:t xml:space="preserve">i</w:t>
+      </w:r>
+      <w:r>
+        <w:rPr>
+          <w:highlight w:val="none"/>
+        </w:rPr>
+        <w:t xml:space="preserve">n</w:t>
+      </w:r>
+      <w:r>
+        <w:rPr>
+          <w:highlight w:val="none"/>
+        </w:rPr>
+        <w:t xml:space="preserve">.</w:t>
+      </w:r>
+      <w:r>
+        <w:rPr>
+          <w:highlight w:val="none"/>
+        </w:rPr>
+        <w:t xml:space="preserve">p</w:t>
+      </w:r>
+      <w:r>
+        <w:rPr>
+          <w:highlight w:val="none"/>
+        </w:rPr>
+        <w:t xml:space="preserve">y</w:t>
+      </w:r>
+      <w:r>
+        <w:rPr>
+          <w:highlight w:val="none"/>
+        </w:rPr>
+        <w:t xml:space="preserve"> в проекте </w:t>
+      </w:r>
+      <w:r>
+        <w:rPr>
+          <w:highlight w:val="none"/>
+        </w:rPr>
+        <w:t xml:space="preserve">«можно открыть в </w:t>
+      </w:r>
+      <w:r>
+        <w:rPr>
+          <w:highlight w:val="none"/>
+        </w:rPr>
+        <w:t xml:space="preserve">V</w:t>
+      </w:r>
+      <w:r>
+        <w:rPr>
+          <w:highlight w:val="none"/>
+        </w:rPr>
+        <w:t xml:space="preserve">i</w:t>
+      </w:r>
+      <w:r>
+        <w:rPr>
+          <w:highlight w:val="none"/>
+        </w:rPr>
+        <w:t xml:space="preserve">s</w:t>
+      </w:r>
+      <w:r>
+        <w:rPr>
+          <w:highlight w:val="none"/>
+        </w:rPr>
+        <w:t xml:space="preserve">u</w:t>
+      </w:r>
+      <w:r>
+        <w:rPr>
+          <w:highlight w:val="none"/>
+        </w:rPr>
+        <w:t xml:space="preserve">a</w:t>
+      </w:r>
+      <w:r>
+        <w:rPr>
+          <w:highlight w:val="none"/>
+        </w:rPr>
+        <w:t xml:space="preserve">l</w:t>
+      </w:r>
+      <w:r>
+        <w:rPr>
+          <w:highlight w:val="none"/>
+        </w:rPr>
+        <w:t xml:space="preserve"> </w:t>
+      </w:r>
+      <w:r>
+        <w:rPr>
+          <w:highlight w:val="none"/>
+        </w:rPr>
+        <w:t xml:space="preserve">S</w:t>
+      </w:r>
+      <w:r>
+        <w:rPr>
+          <w:highlight w:val="none"/>
+        </w:rPr>
+        <w:t xml:space="preserve">t</w:t>
+      </w:r>
+      <w:r>
+        <w:rPr>
+          <w:highlight w:val="none"/>
+        </w:rPr>
+        <w:t xml:space="preserve">u</w:t>
+      </w:r>
+      <w:r>
+        <w:rPr>
+          <w:highlight w:val="none"/>
+        </w:rPr>
+        <w:t xml:space="preserve">d</w:t>
+      </w:r>
+      <w:r>
+        <w:rPr>
+          <w:highlight w:val="none"/>
+        </w:rPr>
+        <w:t xml:space="preserve">i</w:t>
+      </w:r>
+      <w:r>
+        <w:rPr>
+          <w:highlight w:val="none"/>
+        </w:rPr>
+        <w:t xml:space="preserve">o</w:t>
+      </w:r>
+      <w:r>
+        <w:rPr>
+          <w:highlight w:val="none"/>
+        </w:rPr>
+        <w:t xml:space="preserve"> </w:t>
+      </w:r>
+      <w:r>
+        <w:rPr>
+          <w:highlight w:val="none"/>
+        </w:rPr>
+        <w:t xml:space="preserve">C</w:t>
+      </w:r>
+      <w:r>
+        <w:rPr>
+          <w:highlight w:val="none"/>
+        </w:rPr>
+        <w:t xml:space="preserve">o</w:t>
+      </w:r>
+      <w:r>
+        <w:rPr>
+          <w:highlight w:val="none"/>
+        </w:rPr>
+        <w:t xml:space="preserve">d</w:t>
+      </w:r>
+      <w:r>
+        <w:rPr>
+          <w:highlight w:val="none"/>
+        </w:rPr>
+        <w:t xml:space="preserve">e</w:t>
+      </w:r>
+      <w:r>
+        <w:rPr>
+          <w:highlight w:val="none"/>
+        </w:rPr>
+        <w:t xml:space="preserve">»</w:t>
+      </w:r>
+      <w:r>
+        <w:rPr>
+          <w:highlight w:val="none"/>
+        </w:rPr>
+        <w:t xml:space="preserve">, для оптимизации генерации</w:t>
+      </w:r>
+      <w:r>
+        <w:rPr>
+          <w:highlight w:val="none"/>
+        </w:rPr>
+        <w:t xml:space="preserve">,</w:t>
+      </w:r>
+      <w:r>
+        <w:rPr>
+          <w:highlight w:val="none"/>
+        </w:rPr>
+        <w:t xml:space="preserve"> использ</w:t>
+      </w:r>
+      <w:r>
+        <w:rPr>
+          <w:highlight w:val="none"/>
+        </w:rPr>
+        <w:t xml:space="preserve">уются специальные настройки для </w:t>
+      </w:r>
+      <w:r>
+        <w:rPr>
+          <w:highlight w:val="none"/>
+        </w:rPr>
+        <w:t xml:space="preserve">L</w:t>
+      </w:r>
+      <w:r>
+        <w:rPr>
+          <w:highlight w:val="none"/>
+        </w:rPr>
+        <w:t xml:space="preserve">L</w:t>
+      </w:r>
+      <w:r>
+        <w:rPr>
+          <w:highlight w:val="none"/>
+        </w:rPr>
+        <w:t xml:space="preserve">M</w:t>
+      </w:r>
+      <w:r>
+        <w:rPr>
+          <w:highlight w:val="none"/>
+        </w:rPr>
+        <w:t xml:space="preserve">C</w:t>
+      </w:r>
+      <w:r>
+        <w:rPr>
+          <w:highlight w:val="none"/>
+        </w:rPr>
+        <w:t xml:space="preserve">h</w:t>
+      </w:r>
+      <w:r>
+        <w:rPr>
+          <w:highlight w:val="none"/>
+        </w:rPr>
+        <w:t xml:space="preserve">a</w:t>
+      </w:r>
+      <w:r>
+        <w:rPr>
+          <w:highlight w:val="none"/>
+        </w:rPr>
+        <w:t xml:space="preserve">r</w:t>
+      </w:r>
+      <w:r>
+        <w:rPr>
+          <w:highlight w:val="none"/>
+        </w:rPr>
+        <w:t xml:space="preserve">a</w:t>
+      </w:r>
+      <w:r>
+        <w:rPr>
+          <w:highlight w:val="none"/>
+        </w:rPr>
+        <w:t xml:space="preserve">c</w:t>
+      </w:r>
+      <w:r>
+        <w:rPr>
+          <w:highlight w:val="none"/>
+        </w:rPr>
+        <w:t xml:space="preserve">t</w:t>
+      </w:r>
+      <w:r>
+        <w:rPr>
+          <w:highlight w:val="none"/>
+        </w:rPr>
+        <w:t xml:space="preserve">e</w:t>
+      </w:r>
+      <w:r>
+        <w:rPr>
+          <w:highlight w:val="none"/>
+        </w:rPr>
+        <w:t xml:space="preserve">r</w:t>
+      </w:r>
+      <w:r>
+        <w:rPr>
+          <w:highlight w:val="none"/>
+        </w:rPr>
+        <w:t xml:space="preserve"> скрипта на </w:t>
+      </w:r>
+      <w:r>
+        <w:rPr>
+          <w:highlight w:val="none"/>
+        </w:rPr>
+        <w:t xml:space="preserve">объекте </w:t>
+      </w:r>
+      <w:r>
+        <w:rPr>
+          <w:highlight w:val="none"/>
+        </w:rPr>
+        <w:t xml:space="preserve">L</w:t>
+      </w:r>
+      <w:r>
+        <w:rPr>
+          <w:highlight w:val="none"/>
+        </w:rPr>
+        <w:t xml:space="preserve">L</w:t>
+      </w:r>
+      <w:r>
+        <w:rPr>
+          <w:highlight w:val="none"/>
+        </w:rPr>
+        <w:t xml:space="preserve">M</w:t>
+      </w:r>
+      <w:r>
+        <w:rPr>
+          <w:highlight w:val="none"/>
+        </w:rPr>
+        <w:t xml:space="preserve">C</w:t>
+      </w:r>
+      <w:r>
+        <w:rPr>
+          <w:highlight w:val="none"/>
+        </w:rPr>
+        <w:t xml:space="preserve">h</w:t>
+      </w:r>
+      <w:r>
+        <w:rPr>
+          <w:highlight w:val="none"/>
+        </w:rPr>
+        <w:t xml:space="preserve">a</w:t>
+      </w:r>
+      <w:r>
+        <w:rPr>
+          <w:highlight w:val="none"/>
+        </w:rPr>
+        <w:t xml:space="preserve">r</w:t>
+      </w:r>
+      <w:r>
+        <w:rPr>
+          <w:highlight w:val="none"/>
+        </w:rPr>
+        <w:t xml:space="preserve">a</w:t>
+      </w:r>
+      <w:r>
+        <w:rPr>
+          <w:highlight w:val="none"/>
+        </w:rPr>
+        <w:t xml:space="preserve">c</w:t>
+      </w:r>
+      <w:r>
+        <w:rPr>
+          <w:highlight w:val="none"/>
+        </w:rPr>
+        <w:t xml:space="preserve">t</w:t>
+      </w:r>
+      <w:r>
+        <w:rPr>
+          <w:highlight w:val="none"/>
+        </w:rPr>
+        <w:t xml:space="preserve">e</w:t>
+      </w:r>
+      <w:r>
+        <w:rPr>
+          <w:highlight w:val="none"/>
+        </w:rPr>
+        <w:t xml:space="preserve">r</w:t>
+      </w:r>
+      <w:r>
+        <w:rPr>
+          <w:highlight w:val="none"/>
+        </w:rPr>
+        <w:t xml:space="preserve">,</w:t>
+      </w:r>
+      <w:r>
+        <w:rPr>
+          <w:highlight w:val="none"/>
+        </w:rPr>
+        <w:t xml:space="preserve"> инструментами служат</w:t>
+      </w:r>
+      <w:r>
+        <w:rPr>
+          <w:highlight w:val="none"/>
+        </w:rPr>
+        <w:t xml:space="preserve">:</w:t>
+      </w:r>
+      <w:r>
+        <w:rPr>
+          <w:highlight w:val="none"/>
+        </w:rPr>
+        <w:t xml:space="preserve"> шаблоны типа квеста</w:t>
+      </w:r>
+      <w:r>
+        <w:rPr>
+          <w:highlight w:val="none"/>
+        </w:rPr>
+        <w:t xml:space="preserve">,</w:t>
+      </w:r>
+      <w:r>
+        <w:rPr>
+          <w:highlight w:val="none"/>
+        </w:rPr>
+        <w:t xml:space="preserve"> для определения уровня сложности</w:t>
+      </w:r>
+      <w:r>
+        <w:rPr>
+          <w:highlight w:val="none"/>
+        </w:rPr>
+        <w:t xml:space="preserve">,</w:t>
+      </w:r>
+      <w:r>
+        <w:rPr>
+          <w:highlight w:val="none"/>
+        </w:rPr>
+        <w:t xml:space="preserve"> </w:t>
+      </w:r>
+      <w:r>
+        <w:rPr>
+          <w:highlight w:val="none"/>
+        </w:rPr>
+        <w:t xml:space="preserve">установленные настройки генерации</w:t>
+      </w:r>
+      <w:r>
+        <w:rPr>
+          <w:highlight w:val="none"/>
+        </w:rPr>
+        <w:t xml:space="preserve">,</w:t>
+      </w:r>
+      <w:r>
+        <w:rPr>
+          <w:highlight w:val="none"/>
+        </w:rPr>
+        <w:t xml:space="preserve"> для достижения логической связанности между диалогами неигровых персонажей и написанием историй связанных между друг-другом</w:t>
+      </w:r>
+      <w:r>
+        <w:rPr>
+          <w:highlight w:val="none"/>
+        </w:rPr>
+        <w:t xml:space="preserve">,</w:t>
+      </w:r>
+      <w:r>
+        <w:rPr>
+          <w:highlight w:val="none"/>
+        </w:rPr>
+        <w:t xml:space="preserve"> при длительных сессиях с несколькими итерациями генерации за раз</w:t>
+      </w:r>
+      <w:r>
+        <w:rPr>
+          <w:highlight w:val="none"/>
+        </w:rPr>
+        <w:t xml:space="preserve">. Механизмами </w:t>
+      </w:r>
+      <w:r>
+        <w:rPr>
+          <w:highlight w:val="none"/>
+        </w:rPr>
+        <w:t xml:space="preserve">«СДГВМ</w:t>
+      </w:r>
+      <w:r>
+        <w:rPr>
+          <w:highlight w:val="none"/>
+        </w:rPr>
+        <w:t xml:space="preserve">»</w:t>
+      </w:r>
+      <w:r>
+        <w:rPr>
+          <w:highlight w:val="none"/>
+        </w:rPr>
+        <w:t xml:space="preserve"> являются </w:t>
+      </w:r>
+      <w:r>
+        <w:rPr>
+          <w:highlight w:val="none"/>
+        </w:rPr>
+        <w:t xml:space="preserve">L</w:t>
+      </w:r>
+      <w:r>
+        <w:rPr>
+          <w:highlight w:val="none"/>
+        </w:rPr>
+        <w:t xml:space="preserve">L</w:t>
+      </w:r>
+      <w:r>
+        <w:rPr>
+          <w:highlight w:val="none"/>
+        </w:rPr>
+        <w:t xml:space="preserve">M</w:t>
+      </w:r>
+      <w:r>
+        <w:rPr>
+          <w:highlight w:val="none"/>
+        </w:rPr>
+        <w:t xml:space="preserve"> </w:t>
+      </w:r>
+      <w:r>
+        <w:rPr>
+          <w:highlight w:val="none"/>
+        </w:rPr>
+        <w:t xml:space="preserve">–</w:t>
+      </w:r>
+      <w:r>
+        <w:rPr>
+          <w:highlight w:val="none"/>
+        </w:rPr>
+        <w:t xml:space="preserve"> </w:t>
+      </w:r>
+      <w:r>
+        <w:rPr>
+          <w:highlight w:val="none"/>
+        </w:rPr>
+        <w:t xml:space="preserve">U</w:t>
+      </w:r>
+      <w:r>
+        <w:rPr>
+          <w:highlight w:val="none"/>
+        </w:rPr>
+        <w:t xml:space="preserve">n</w:t>
+      </w:r>
+      <w:r>
+        <w:rPr>
+          <w:highlight w:val="none"/>
+        </w:rPr>
+        <w:t xml:space="preserve">i</w:t>
+      </w:r>
+      <w:r>
+        <w:rPr>
+          <w:highlight w:val="none"/>
+        </w:rPr>
+        <w:t xml:space="preserve">t</w:t>
+      </w:r>
+      <w:r>
+        <w:rPr>
+          <w:highlight w:val="none"/>
+        </w:rPr>
+        <w:t xml:space="preserve">y</w:t>
+      </w:r>
+      <w:r>
+        <w:rPr>
+          <w:highlight w:val="none"/>
+        </w:rPr>
+        <w:t xml:space="preserve"> для реализации диалогов</w:t>
+      </w:r>
+      <w:r>
+        <w:rPr>
+          <w:highlight w:val="none"/>
+        </w:rPr>
+        <w:t xml:space="preserve">,</w:t>
+      </w:r>
+      <w:r>
+        <w:rPr>
+          <w:highlight w:val="none"/>
+        </w:rPr>
+        <w:t xml:space="preserve"> путём использования </w:t>
+      </w:r>
+      <w:r>
+        <w:rPr>
+          <w:highlight w:val="none"/>
+        </w:rPr>
+        <w:t xml:space="preserve">O</w:t>
+      </w:r>
+      <w:r>
+        <w:rPr>
+          <w:highlight w:val="none"/>
+        </w:rPr>
+        <w:t xml:space="preserve">N</w:t>
+      </w:r>
+      <w:r>
+        <w:rPr>
+          <w:highlight w:val="none"/>
+        </w:rPr>
+        <w:t xml:space="preserve">N</w:t>
+      </w:r>
+      <w:r>
+        <w:rPr>
+          <w:highlight w:val="none"/>
+        </w:rPr>
+        <w:t xml:space="preserve">X и установленных в проект моделей</w:t>
+      </w:r>
+      <w:r>
+        <w:rPr>
+          <w:highlight w:val="none"/>
+        </w:rPr>
+        <w:t xml:space="preserve">,</w:t>
+      </w:r>
+      <w:r>
+        <w:rPr>
+          <w:highlight w:val="none"/>
+        </w:rPr>
+        <w:t xml:space="preserve"> </w:t>
+      </w:r>
+      <w:r>
+        <w:rPr>
+          <w:highlight w:val="none"/>
+        </w:rPr>
+        <w:t xml:space="preserve">C</w:t>
+      </w:r>
+      <w:r>
+        <w:rPr>
+          <w:highlight w:val="none"/>
+        </w:rPr>
+        <w:t xml:space="preserve">o</w:t>
+      </w:r>
+      <w:r>
+        <w:rPr>
+          <w:highlight w:val="none"/>
+        </w:rPr>
+        <w:t xml:space="preserve">m</w:t>
+      </w:r>
+      <w:r>
+        <w:rPr>
+          <w:highlight w:val="none"/>
+        </w:rPr>
+        <w:t xml:space="preserve">f</w:t>
+      </w:r>
+      <w:r>
+        <w:rPr>
+          <w:highlight w:val="none"/>
+        </w:rPr>
+        <w:t xml:space="preserve">y</w:t>
+      </w:r>
+      <w:r>
+        <w:rPr>
+          <w:highlight w:val="none"/>
+        </w:rPr>
+        <w:t xml:space="preserve">U</w:t>
+      </w:r>
+      <w:r>
+        <w:rPr>
+          <w:highlight w:val="none"/>
+        </w:rPr>
+        <w:t xml:space="preserve">I</w:t>
+      </w:r>
+      <w:r>
+        <w:rPr>
+          <w:highlight w:val="none"/>
+        </w:rPr>
+        <w:t xml:space="preserve"> нужен </w:t>
+      </w:r>
+      <w:r>
+        <w:rPr>
+          <w:highlight w:val="none"/>
+        </w:rPr>
+        <w:t xml:space="preserve">для интеграции генерации визуальных элементов при помощи удобного интерфейса настройки моделей </w:t>
+      </w:r>
+      <w:r>
+        <w:rPr>
+          <w:highlight w:val="none"/>
+        </w:rPr>
+        <w:t xml:space="preserve">s</w:t>
+      </w:r>
+      <w:r>
+        <w:rPr>
+          <w:highlight w:val="none"/>
+        </w:rPr>
+        <w:t xml:space="preserve">d</w:t>
+      </w:r>
+      <w:r>
+        <w:rPr>
+          <w:highlight w:val="none"/>
+        </w:rPr>
+        <w:t xml:space="preserve">-</w:t>
+      </w:r>
+      <w:r>
+        <w:rPr>
+          <w:highlight w:val="none"/>
+        </w:rPr>
+        <w:t xml:space="preserve">t</w:t>
+      </w:r>
+      <w:r>
+        <w:rPr>
+          <w:highlight w:val="none"/>
+        </w:rPr>
+        <w:t xml:space="preserve">u</w:t>
+      </w:r>
+      <w:r>
+        <w:rPr>
+          <w:highlight w:val="none"/>
+        </w:rPr>
+        <w:t xml:space="preserve">r</w:t>
+      </w:r>
+      <w:r>
+        <w:rPr>
+          <w:highlight w:val="none"/>
+        </w:rPr>
+        <w:t xml:space="preserve">b</w:t>
+      </w:r>
+      <w:r>
+        <w:rPr>
+          <w:highlight w:val="none"/>
+        </w:rPr>
+        <w:t xml:space="preserve">o</w:t>
+      </w:r>
+      <w:r>
+        <w:rPr>
+          <w:highlight w:val="none"/>
+        </w:rPr>
+        <w:t xml:space="preserve">,</w:t>
+      </w:r>
+      <w:r>
+        <w:rPr>
+          <w:highlight w:val="none"/>
+        </w:rPr>
+        <w:t xml:space="preserve"> </w:t>
+      </w:r>
+      <w:r>
+        <w:rPr>
+          <w:highlight w:val="none"/>
+        </w:rPr>
+        <w:t xml:space="preserve">s</w:t>
+      </w:r>
+      <w:r>
+        <w:rPr>
+          <w:highlight w:val="none"/>
+        </w:rPr>
+        <w:t xml:space="preserve">d</w:t>
+      </w:r>
+      <w:r>
+        <w:rPr>
+          <w:highlight w:val="none"/>
+        </w:rPr>
+        <w:t xml:space="preserve">3</w:t>
+      </w:r>
+      <w:r>
+        <w:rPr>
+          <w:highlight w:val="none"/>
+        </w:rPr>
+        <w:t xml:space="preserve">-</w:t>
+      </w:r>
+      <w:r>
+        <w:rPr>
+          <w:highlight w:val="none"/>
+        </w:rPr>
+        <w:t xml:space="preserve">m</w:t>
+      </w:r>
+      <w:r>
+        <w:rPr>
+          <w:highlight w:val="none"/>
+        </w:rPr>
+        <w:t xml:space="preserve">e</w:t>
+      </w:r>
+      <w:r>
+        <w:rPr>
+          <w:highlight w:val="none"/>
+        </w:rPr>
+        <w:t xml:space="preserve">d</w:t>
+      </w:r>
+      <w:r>
+        <w:rPr>
+          <w:highlight w:val="none"/>
+        </w:rPr>
+        <w:t xml:space="preserve">i</w:t>
+      </w:r>
+      <w:r>
+        <w:rPr>
+          <w:highlight w:val="none"/>
+        </w:rPr>
+        <w:t xml:space="preserve">u</w:t>
+      </w:r>
+      <w:r>
+        <w:rPr>
+          <w:highlight w:val="none"/>
+        </w:rPr>
+        <w:t xml:space="preserve">m</w:t>
+      </w:r>
+      <w:r>
+        <w:rPr>
+          <w:highlight w:val="none"/>
+        </w:rPr>
+        <w:t xml:space="preserve">,</w:t>
+      </w:r>
+      <w:r>
+        <w:rPr>
+          <w:highlight w:val="none"/>
+        </w:rPr>
+        <w:t xml:space="preserve"> </w:t>
+      </w:r>
+      <w:r>
+        <w:rPr>
+          <w:highlight w:val="none"/>
+        </w:rPr>
+        <w:t xml:space="preserve">C</w:t>
+      </w:r>
+      <w:r>
+        <w:rPr>
+          <w:highlight w:val="none"/>
+        </w:rPr>
+        <w:t xml:space="preserve">o</w:t>
+      </w:r>
+      <w:r>
+        <w:rPr>
+          <w:highlight w:val="none"/>
+        </w:rPr>
+        <w:t xml:space="preserve">m</w:t>
+      </w:r>
+      <w:r>
+        <w:rPr>
+          <w:highlight w:val="none"/>
+        </w:rPr>
+        <w:t xml:space="preserve">f</w:t>
+      </w:r>
+      <w:r>
+        <w:rPr>
+          <w:highlight w:val="none"/>
+        </w:rPr>
+        <w:t xml:space="preserve">y</w:t>
+      </w:r>
+      <w:r>
+        <w:rPr>
+          <w:highlight w:val="none"/>
+        </w:rPr>
+        <w:t xml:space="preserve">U</w:t>
+      </w:r>
+      <w:r>
+        <w:rPr>
+          <w:highlight w:val="none"/>
+        </w:rPr>
+        <w:t xml:space="preserve">I</w:t>
+      </w:r>
+      <w:r>
+        <w:rPr>
+          <w:highlight w:val="none"/>
+        </w:rPr>
+        <w:t xml:space="preserve"> позволяет создавать цепочки генерации</w:t>
+      </w:r>
+      <w:r>
+        <w:rPr>
+          <w:highlight w:val="none"/>
+        </w:rPr>
+        <w:t xml:space="preserve">,</w:t>
+      </w:r>
+      <w:r>
+        <w:rPr>
+          <w:highlight w:val="none"/>
+        </w:rPr>
+        <w:t xml:space="preserve"> при недостатке ресурсов локальной машины</w:t>
+      </w:r>
+      <w:r>
+        <w:rPr>
+          <w:highlight w:val="none"/>
+        </w:rPr>
+        <w:t xml:space="preserve">,</w:t>
+      </w:r>
+      <w:r>
+        <w:rPr>
+          <w:highlight w:val="none"/>
+        </w:rPr>
+        <w:t xml:space="preserve"> а также генерировать синхронно несколькими моделями для увеличения скорости производства</w:t>
+      </w:r>
+      <w:r>
+        <w:rPr>
+          <w:highlight w:val="none"/>
+        </w:rPr>
+        <w:t xml:space="preserve">.</w:t>
+      </w:r>
+      <w:r>
+        <w:rPr>
+          <w:highlight w:val="none"/>
+        </w:rPr>
+        <w:t xml:space="preserve"> </w:t>
+      </w:r>
+      <w:r>
+        <w:rPr>
+          <w:highlight w:val="none"/>
+        </w:rPr>
+        <w:t xml:space="preserve">I</w:t>
+      </w:r>
+      <w:r>
+        <w:rPr>
+          <w:highlight w:val="none"/>
+        </w:rPr>
+        <w:t xml:space="preserve">N</w:t>
+      </w:r>
+      <w:r>
+        <w:rPr>
+          <w:highlight w:val="none"/>
+        </w:rPr>
+        <w:t xml:space="preserve">K</w:t>
+      </w:r>
+      <w:r>
+        <w:rPr>
+          <w:highlight w:val="none"/>
+        </w:rPr>
+        <w:t xml:space="preserve"> </w:t>
+      </w:r>
+      <w:r>
+        <w:rPr>
+          <w:highlight w:val="none"/>
+        </w:rPr>
+        <w:t xml:space="preserve">помогает вручную добавить диалоговую конструкцию</w:t>
+      </w:r>
+      <w:r>
+        <w:rPr>
+          <w:highlight w:val="none"/>
+        </w:rPr>
+        <w:t xml:space="preserve">,</w:t>
+      </w:r>
+      <w:r>
+        <w:rPr>
+          <w:highlight w:val="none"/>
+        </w:rPr>
+        <w:t xml:space="preserve"> без генерации</w:t>
+      </w:r>
+      <w:r>
+        <w:rPr>
+          <w:highlight w:val="none"/>
+        </w:rPr>
+        <w:t xml:space="preserve">,</w:t>
+      </w:r>
+      <w:r>
+        <w:rPr>
+          <w:highlight w:val="none"/>
+        </w:rPr>
+        <w:t xml:space="preserve"> </w:t>
+      </w:r>
+      <w:r>
+        <w:rPr>
+          <w:highlight w:val="none"/>
+        </w:rPr>
+        <w:t xml:space="preserve">M</w:t>
+      </w:r>
+      <w:r>
+        <w:rPr>
+          <w:highlight w:val="none"/>
+        </w:rPr>
+        <w:t xml:space="preserve">a</w:t>
+      </w:r>
+      <w:r>
+        <w:rPr>
+          <w:highlight w:val="none"/>
+        </w:rPr>
+        <w:t xml:space="preserve">p</w:t>
+      </w:r>
+      <w:r>
+        <w:rPr>
+          <w:highlight w:val="none"/>
+        </w:rPr>
+        <w:t xml:space="preserve">M</w:t>
+      </w:r>
+      <w:r>
+        <w:rPr>
+          <w:highlight w:val="none"/>
+        </w:rPr>
+        <w:t xml:space="preserve">a</w:t>
+      </w:r>
+      <w:r>
+        <w:rPr>
+          <w:highlight w:val="none"/>
+        </w:rPr>
+        <w:t xml:space="preserve">g</w:t>
+      </w:r>
+      <w:r>
+        <w:rPr>
+          <w:highlight w:val="none"/>
+        </w:rPr>
+        <w:t xml:space="preserve">i</w:t>
+      </w:r>
+      <w:r>
+        <w:rPr>
+          <w:highlight w:val="none"/>
+        </w:rPr>
+        <w:t xml:space="preserve">c</w:t>
+      </w:r>
+      <w:r>
+        <w:rPr>
+          <w:highlight w:val="none"/>
+        </w:rPr>
+        <w:t xml:space="preserve">2</w:t>
+      </w:r>
+      <w:r>
+        <w:rPr>
+          <w:highlight w:val="none"/>
+        </w:rPr>
+        <w:t xml:space="preserve"> может сгенерировать ландшафт</w:t>
+      </w:r>
+      <w:r>
+        <w:rPr>
+          <w:highlight w:val="none"/>
+        </w:rPr>
+        <w:t xml:space="preserve">,</w:t>
+      </w:r>
+      <w:r>
+        <w:rPr>
+          <w:highlight w:val="none"/>
+        </w:rPr>
+        <w:t xml:space="preserve"> </w:t>
+      </w:r>
+      <w:r>
+        <w:rPr>
+          <w:highlight w:val="none"/>
+        </w:rPr>
+        <w:t xml:space="preserve">Разработчик – оперирует с конструктором квестов </w:t>
+      </w:r>
+      <w:r>
+        <w:rPr>
+          <w:highlight w:val="none"/>
+        </w:rPr>
+        <w:t xml:space="preserve">«СДГВМ</w:t>
+      </w:r>
+      <w:r>
+        <w:rPr>
+          <w:highlight w:val="none"/>
+        </w:rPr>
+        <w:t xml:space="preserve">» и следует инструкциям</w:t>
+      </w:r>
+      <w:r>
+        <w:rPr>
+          <w:highlight w:val="none"/>
+        </w:rPr>
+        <w:t xml:space="preserve">,</w:t>
+      </w:r>
+      <w:r>
+        <w:rPr>
+          <w:highlight w:val="none"/>
+        </w:rPr>
+        <w:t xml:space="preserve"> для эффективной и качественной генерации</w:t>
+      </w:r>
+      <w:r>
+        <w:rPr>
+          <w:highlight w:val="none"/>
+        </w:rPr>
+        <w:t xml:space="preserve">.</w:t>
+      </w:r>
+      <w:r>
+        <w:rPr>
+          <w:highlight w:val="none"/>
+        </w:rPr>
+        <w:t xml:space="preserve"> </w:t>
+      </w:r>
+      <w:r>
+        <w:rPr>
+          <w:highlight w:val="none"/>
+        </w:rPr>
+        <w:t xml:space="preserve">На выходе системы динамической генерации игрового мира</w:t>
+      </w:r>
+      <w:r>
+        <w:rPr>
+          <w:highlight w:val="none"/>
+        </w:rPr>
+        <w:t xml:space="preserve"> получаются квесты</w:t>
+      </w:r>
+      <w:r>
+        <w:rPr>
+          <w:highlight w:val="none"/>
+        </w:rPr>
+        <w:t xml:space="preserve">,</w:t>
+      </w:r>
+      <w:r>
+        <w:rPr>
+          <w:highlight w:val="none"/>
+        </w:rPr>
+        <w:t xml:space="preserve"> диалоговые деревья с обученными моделями поведения не игровых персонажей</w:t>
+      </w:r>
+      <w:r>
+        <w:rPr>
+          <w:highlight w:val="none"/>
+        </w:rPr>
+        <w:t xml:space="preserve">,</w:t>
+      </w:r>
+      <w:r>
+        <w:rPr>
+          <w:highlight w:val="none"/>
+        </w:rPr>
+        <w:t xml:space="preserve"> визуалы в виде</w:t>
+      </w:r>
+      <w:r>
+        <w:rPr>
+          <w:highlight w:val="none"/>
+        </w:rPr>
+        <w:t xml:space="preserve"> аватарок</w:t>
+      </w:r>
+      <w:r>
+        <w:rPr>
+          <w:highlight w:val="none"/>
+        </w:rPr>
+        <w:t xml:space="preserve">,</w:t>
+      </w:r>
+      <w:r>
+        <w:rPr>
+          <w:highlight w:val="none"/>
+        </w:rPr>
+        <w:t xml:space="preserve"> иконок</w:t>
+      </w:r>
+      <w:r>
+        <w:rPr>
+          <w:highlight w:val="none"/>
+        </w:rPr>
+        <w:t xml:space="preserve"> и спрайтов для окружения</w:t>
+      </w:r>
+      <w:r>
+        <w:rPr>
+          <w:highlight w:val="none"/>
+        </w:rPr>
+        <w:t xml:space="preserve">.</w:t>
+      </w:r>
+      <w:r>
+        <w:rPr>
+          <w:lang w:val="ru-RU"/>
+          <w14:ligatures w14:val="none"/>
+        </w:rPr>
       </w:r>
     </w:p>
     <w:p>
@@ -15628,7 +16883,15 @@
       <w:r/>
       <w:r>
         <w:rPr>
-          <w:lang w:val="ru-RU"/>
+          <w:rStyle w:val="851"/>
+          <w:highlight w:val="none"/>
+          <w:lang w:val="ru-RU"/>
+        </w:rPr>
+      </w:r>
+      <w:r/>
+      <w:r>
+        <w:rPr>
+          <w:highlight w:val="none"/>
           <w14:ligatures w14:val="none"/>
         </w:rPr>
       </w:r>
@@ -15637,7 +16900,7 @@
           <mc:Choice Requires="wpg">
             <w:drawing>
               <wp:inline xmlns:wp="http://schemas.openxmlformats.org/drawingml/2006/wordprocessingDrawing" distT="0" distB="0" distL="0" distR="0">
-                <wp:extent cx="5940425" cy="3386354"/>
+                <wp:extent cx="5940425" cy="3376763"/>
                 <wp:effectExtent l="0" t="0" r="0" b="0"/>
                 <wp:docPr id="5" name=""/>
                 <wp:cNvGraphicFramePr>
@@ -15647,7 +16910,7 @@
                   <a:graphicData uri="http://schemas.openxmlformats.org/drawingml/2006/picture">
                     <pic:pic xmlns:pic="http://schemas.openxmlformats.org/drawingml/2006/picture">
                       <pic:nvPicPr>
-                        <pic:cNvPr id="854832274" name=""/>
+                        <pic:cNvPr id="1513817370" name=""/>
                         <pic:cNvPicPr>
                           <a:picLocks noChangeAspect="1"/>
                         </pic:cNvPicPr>
@@ -15660,7 +16923,7 @@
                       <pic:spPr bwMode="auto">
                         <a:xfrm>
                           <a:off x="0" y="0"/>
-                          <a:ext cx="5940424" cy="3386354"/>
+                          <a:ext cx="5940424" cy="3376763"/>
                         </a:xfrm>
                         <a:prstGeom prst="rect">
                           <a:avLst/>
@@ -15690,7 +16953,7 @@
                   <v:f eqn="sum @10 21600 0"/>
                 </v:formulas>
               </v:shapetype>
-              <v:shape id="_x0000_i4" o:spid="_x0000_s4" type="#_x0000_t75" style="width:467.75pt;height:266.64pt;mso-wrap-distance-left:0.00pt;mso-wrap-distance-top:0.00pt;mso-wrap-distance-right:0.00pt;mso-wrap-distance-bottom:0.00pt;" stroked="false">
+              <v:shape id="_x0000_i4" o:spid="_x0000_s4" type="#_x0000_t75" style="width:467.75pt;height:265.89pt;mso-wrap-distance-left:0.00pt;mso-wrap-distance-top:0.00pt;mso-wrap-distance-right:0.00pt;mso-wrap-distance-bottom:0.00pt;" stroked="false">
                 <v:path textboxrect="0,0,0,0"/>
                 <v:imagedata r:id="rId15" o:title=""/>
               </v:shape>
@@ -15700,7 +16963,7 @@
       </w:r>
       <w:r>
         <w:rPr>
-          <w:lang w:val="ru-RU"/>
+          <w:highlight w:val="none"/>
           <w14:ligatures w14:val="none"/>
         </w:rPr>
       </w:r>
@@ -15821,6 +17084,50 @@
         <w:jc w:val="center"/>
         <w:rPr>
           <w:rStyle w:val="848"/>
+          <w:highlight w:val="none"/>
+          <w14:ligatures w14:val="none"/>
+        </w:rPr>
+      </w:pPr>
+      <w:r>
+        <w:rPr>
+          <w:rStyle w:val="848"/>
+          <w:highlight w:val="none"/>
+          <w:lang w:val="ru-RU"/>
+          <w14:ligatures w14:val="none"/>
+        </w:rPr>
+        <w:t xml:space="preserve">Генерация контента в виде квестов</w:t>
+      </w:r>
+      <w:r>
+        <w:rPr>
+          <w:rStyle w:val="848"/>
+          <w:highlight w:val="none"/>
+          <w:lang w:val="ru-RU"/>
+          <w14:ligatures w14:val="none"/>
+        </w:rPr>
+        <w:t xml:space="preserve">,</w:t>
+      </w:r>
+      <w:r>
+        <w:rPr>
+          <w:rStyle w:val="848"/>
+          <w:highlight w:val="none"/>
+          <w:lang w:val="ru-RU"/>
+          <w14:ligatures w14:val="none"/>
+        </w:rPr>
+        <w:t xml:space="preserve"> диалоговых деревьев</w:t>
+      </w:r>
+      <w:r>
+        <w:rPr>
+          <w:rStyle w:val="848"/>
+          <w:highlight w:val="none"/>
+          <w14:ligatures w14:val="none"/>
+        </w:rPr>
+      </w:r>
+    </w:p>
+    <w:p>
+      <w:pPr>
+        <w:jc w:val="center"/>
+        <w:rPr>
+          <w:rStyle w:val="848"/>
           <w14:ligatures w14:val="none"/>
         </w:rPr>
       </w:pPr>
@@ -15835,7 +17142,7 @@
           <mc:Choice Requires="wpg">
             <w:drawing>
               <wp:inline xmlns:wp="http://schemas.openxmlformats.org/drawingml/2006/wordprocessingDrawing" distT="0" distB="0" distL="0" distR="0">
-                <wp:extent cx="5940425" cy="2140884"/>
+                <wp:extent cx="5940425" cy="2200157"/>
                 <wp:effectExtent l="0" t="0" r="0" b="0"/>
                 <wp:docPr id="6" name=""/>
                 <wp:cNvGraphicFramePr>
@@ -15845,7 +17152,7 @@
                   <a:graphicData uri="http://schemas.openxmlformats.org/drawingml/2006/picture">
                     <pic:pic xmlns:pic="http://schemas.openxmlformats.org/drawingml/2006/picture">
                       <pic:nvPicPr>
-                        <pic:cNvPr id="1050689920" name=""/>
+                        <pic:cNvPr id="1723345323" name=""/>
                         <pic:cNvPicPr>
                           <a:picLocks noChangeAspect="1"/>
                         </pic:cNvPicPr>
@@ -15858,7 +17165,7 @@
                       <pic:spPr bwMode="auto">
                         <a:xfrm>
                           <a:off x="0" y="0"/>
-                          <a:ext cx="5940424" cy="2140884"/>
+                          <a:ext cx="5940424" cy="2200157"/>
                         </a:xfrm>
                         <a:prstGeom prst="rect">
                           <a:avLst/>
@@ -15888,7 +17195,7 @@
                   <v:f eqn="sum @10 21600 0"/>
                 </v:formulas>
               </v:shapetype>
-              <v:shape id="_x0000_i5" o:spid="_x0000_s5" type="#_x0000_t75" style="width:467.75pt;height:168.57pt;mso-wrap-distance-left:0.00pt;mso-wrap-distance-top:0.00pt;mso-wrap-distance-right:0.00pt;mso-wrap-distance-bottom:0.00pt;" stroked="false">
+              <v:shape id="_x0000_i5" o:spid="_x0000_s5" type="#_x0000_t75" style="width:467.75pt;height:173.24pt;mso-wrap-distance-left:0.00pt;mso-wrap-distance-top:0.00pt;mso-wrap-distance-right:0.00pt;mso-wrap-distance-bottom:0.00pt;" stroked="false">
                 <v:path textboxrect="0,0,0,0"/>
                 <v:imagedata r:id="rId16" o:title=""/>
               </v:shape>
@@ -15896,6 +17203,20 @@
           </mc:Fallback>
         </mc:AlternateContent>
       </w:r>
+      <w:r>
+        <w:rPr>
+          <w:rStyle w:val="848"/>
+          <w:highlight w:val="none"/>
+        </w:rPr>
+      </w:r>
+      <w:r/>
+      <w:r>
+        <w:rPr>
+          <w:rStyle w:val="848"/>
+          <w:highlight w:val="none"/>
+        </w:rPr>
+      </w:r>
+      <w:r/>
       <w:r>
         <w:rPr>
           <w:rStyle w:val="848"/>
@@ -16773,7 +18094,6 @@
       </w:r>
       <w:r>
         <w:rPr>
-          <w:highlight w:val="none"/>
           <w:lang w:val="ru-RU"/>
         </w:rPr>
       </w:r>
@@ -29741,6 +31061,35 @@
 </w:glossaryDocument>
 </file>
 
+<file path=word/glossary/endnotes.xml><?xml version="1.0" encoding="utf-8"?>
+<w:endnotes xmlns:wpc="http://schemas.microsoft.com/office/word/2010/wordprocessingCanvas" xmlns:mc="http://schemas.openxmlformats.org/markup-compatibility/2006" xmlns:o="urn:schemas-microsoft-com:office:office" xmlns:r="http://schemas.openxmlformats.org/officeDocument/2006/relationships" xmlns:m="http://schemas.openxmlformats.org/officeDocument/2006/math" xmlns:v="urn:schemas-microsoft-com:vml" xmlns:wp14="http://schemas.microsoft.com/office/word/2010/wordprocessingDrawing" xmlns:wp="http://schemas.openxmlformats.org/drawingml/2006/wordprocessingDrawing" xmlns:w10="urn:schemas-microsoft-com:office:word" xmlns:w="http://schemas.openxmlformats.org/wordprocessingml/2006/main" xmlns:w14="http://schemas.microsoft.com/office/word/2010/wordml" xmlns:w15="http://schemas.microsoft.com/office/word/2012/wordml" xmlns:wpg="http://schemas.microsoft.com/office/word/2010/wordprocessingGroup" xmlns:wpi="http://schemas.microsoft.com/office/word/2010/wordprocessingInk" xmlns:wne="http://schemas.microsoft.com/office/word/2006/wordml" xmlns:a="http://schemas.openxmlformats.org/drawingml/2006/main" xmlns:wps="http://schemas.microsoft.com/office/word/2010/wordprocessingShape" mc:Ignorable="w14 w15 wp14">
+  <w:endnote w:type="separator" w:id="-1">
+    <w:p>
+      <w:pPr>
+        <w:spacing w:after="0" w:line="240" w:lineRule="auto"/>
+      </w:pPr>
+      <w:r/>
+      <w:r>
+        <w:separator/>
+      </w:r>
+      <w:r/>
+    </w:p>
+  </w:endnote>
+  <w:endnote w:type="continuationSeparator" w:id="0">
+    <w:p>
+      <w:pPr>
+        <w:spacing w:after="0" w:line="240" w:lineRule="auto"/>
+      </w:pPr>
+      <w:r/>
+      <w:r>
+        <w:continuationSeparator/>
+      </w:r>
+      <w:r/>
+    </w:p>
+  </w:endnote>
+</w:endnotes>
+</file>
+
 <file path=word/glossary/fontTable.xml><?xml version="1.0" encoding="utf-8"?>
 <w:fonts xmlns:mc="http://schemas.openxmlformats.org/markup-compatibility/2006" xmlns:r="http://schemas.openxmlformats.org/officeDocument/2006/relationships" xmlns:w="http://schemas.openxmlformats.org/wordprocessingml/2006/main" xmlns:w14="http://schemas.microsoft.com/office/word/2010/wordml" xmlns:w15="http://schemas.microsoft.com/office/word/2012/wordml" mc:Ignorable="w14 w15">
   <w:font w:name="Arial">
@@ -29758,6 +31107,35 @@
 </w:fonts>
 </file>
 
+<file path=word/glossary/footnotes.xml><?xml version="1.0" encoding="utf-8"?>
+<w:footnotes xmlns:wpc="http://schemas.microsoft.com/office/word/2010/wordprocessingCanvas" xmlns:mc="http://schemas.openxmlformats.org/markup-compatibility/2006" xmlns:o="urn:schemas-microsoft-com:office:office" xmlns:r="http://schemas.openxmlformats.org/officeDocument/2006/relationships" xmlns:m="http://schemas.openxmlformats.org/officeDocument/2006/math" xmlns:v="urn:schemas-microsoft-com:vml" xmlns:wp14="http://schemas.microsoft.com/office/word/2010/wordprocessingDrawing" xmlns:wp="http://schemas.openxmlformats.org/drawingml/2006/wordprocessingDrawing" xmlns:w10="urn:schemas-microsoft-com:office:word" xmlns:w="http://schemas.openxmlformats.org/wordprocessingml/2006/main" xmlns:w14="http://schemas.microsoft.com/office/word/2010/wordml" xmlns:w15="http://schemas.microsoft.com/office/word/2012/wordml" xmlns:wpg="http://schemas.microsoft.com/office/word/2010/wordprocessingGroup" xmlns:wpi="http://schemas.microsoft.com/office/word/2010/wordprocessingInk" xmlns:wne="http://schemas.microsoft.com/office/word/2006/wordml" xmlns:a="http://schemas.openxmlformats.org/drawingml/2006/main" xmlns:wps="http://schemas.microsoft.com/office/word/2010/wordprocessingShape" mc:Ignorable="w14 w15 wp14">
+  <w:footnote w:type="separator" w:id="-1">
+    <w:p>
+      <w:pPr>
+        <w:spacing w:after="0" w:line="240" w:lineRule="auto"/>
+      </w:pPr>
+      <w:r/>
+      <w:r>
+        <w:separator/>
+      </w:r>
+      <w:r/>
+    </w:p>
+  </w:footnote>
+  <w:footnote w:type="continuationSeparator" w:id="0">
+    <w:p>
+      <w:pPr>
+        <w:spacing w:after="0" w:line="240" w:lineRule="auto"/>
+      </w:pPr>
+      <w:r/>
+      <w:r>
+        <w:continuationSeparator/>
+      </w:r>
+      <w:r/>
+    </w:p>
+  </w:footnote>
+</w:footnotes>
+</file>
+
 <file path=word/glossary/settings.xml><?xml version="1.0" encoding="utf-8"?>
 <w:settings xmlns:mc="http://schemas.openxmlformats.org/markup-compatibility/2006" xmlns:o="urn:schemas-microsoft-com:office:office" xmlns:r="http://schemas.openxmlformats.org/officeDocument/2006/relationships" xmlns:m="http://schemas.openxmlformats.org/officeDocument/2006/math" xmlns:v="urn:schemas-microsoft-com:vml" xmlns:w10="urn:schemas-microsoft-com:office:word" xmlns:w="http://schemas.openxmlformats.org/wordprocessingml/2006/main" xmlns:w14="http://schemas.microsoft.com/office/word/2010/wordml" xmlns:w15="http://schemas.microsoft.com/office/word/2012/wordml" xmlns:sl="http://schemas.openxmlformats.org/schemaLibrary/2006/main" mc:Ignorable="w14 w15">
   <w:zoom w:percent="100"/>
@@ -29770,12 +31148,16 @@
     <w:numFmt w:val="decimal"/>
     <w:numStart w:val="1"/>
     <w:numRestart w:val="continuous"/>
+    <w:footnote w:id="-1"/>
+    <w:footnote w:id="0"/>
   </w:footnotePr>
   <w:endnotePr>
     <w:pos w:val="docEnd"/>
     <w:numFmt w:val="lowerRoman"/>
     <w:numStart w:val="1"/>
     <w:numRestart w:val="continuous"/>
+    <w:endnote w:id="-1"/>
+    <w:endnote w:id="0"/>
   </w:endnotePr>
   <w:compat>
     <w:compatSetting w:name="compatibilityMode" w:uri="http://schemas.microsoft.com/office/word" w:val="12"/>
@@ -29940,27 +31322,27 @@
     <w:lsdException w:name="Bibliography" w:uiPriority="37"/>
     <w:lsdException w:name="TOC Heading" w:uiPriority="39" w:qFormat="1"/>
   </w:latentStyles>
-  <w:style w:type="paragraph" w:styleId="247" w:default="1">
+  <w:style w:type="paragraph" w:styleId="1286" w:default="1">
     <w:name w:val="Normal"/>
     <w:qFormat/>
   </w:style>
-  <w:style w:type="character" w:styleId="248" w:default="1">
+  <w:style w:type="character" w:styleId="1287" w:default="1">
     <w:name w:val="Default Paragraph Font"/>
     <w:uiPriority w:val="1"/>
     <w:semiHidden/>
     <w:unhideWhenUsed/>
   </w:style>
-  <w:style w:type="numbering" w:styleId="249" w:default="1">
+  <w:style w:type="numbering" w:styleId="1288" w:default="1">
     <w:name w:val="No List"/>
     <w:uiPriority w:val="99"/>
     <w:semiHidden/>
     <w:unhideWhenUsed/>
   </w:style>
-  <w:style w:type="paragraph" w:styleId="250">
+  <w:style w:type="paragraph" w:styleId="1289">
     <w:name w:val="Heading 1"/>
-    <w:basedOn w:val="247"/>
-    <w:next w:val="247"/>
-    <w:link w:val="251"/>
+    <w:basedOn w:val="1286"/>
+    <w:next w:val="1286"/>
+    <w:link w:val="1290"/>
     <w:uiPriority w:val="9"/>
     <w:qFormat/>
     <w:pPr>
@@ -29975,10 +31357,10 @@
       <w:szCs w:val="40"/>
     </w:rPr>
   </w:style>
-  <w:style w:type="character" w:styleId="251">
+  <w:style w:type="character" w:styleId="1290">
     <w:name w:val="Heading 1 Char"/>
-    <w:basedOn w:val="248"/>
-    <w:link w:val="250"/>
+    <w:basedOn w:val="1287"/>
+    <w:link w:val="1289"/>
     <w:uiPriority w:val="9"/>
     <w:rPr>
       <w:rFonts w:ascii="Arial" w:hAnsi="Arial" w:eastAsia="Arial" w:cs="Arial"/>
@@ -29986,11 +31368,11 @@
       <w:szCs w:val="40"/>
     </w:rPr>
   </w:style>
-  <w:style w:type="paragraph" w:styleId="252">
+  <w:style w:type="paragraph" w:styleId="1291">
     <w:name w:val="Heading 2"/>
-    <w:basedOn w:val="247"/>
-    <w:next w:val="247"/>
-    <w:link w:val="253"/>
+    <w:basedOn w:val="1286"/>
+    <w:next w:val="1286"/>
+    <w:link w:val="1292"/>
     <w:uiPriority w:val="9"/>
     <w:unhideWhenUsed/>
     <w:qFormat/>
@@ -30005,21 +31387,21 @@
       <w:sz w:val="34"/>
     </w:rPr>
   </w:style>
-  <w:style w:type="character" w:styleId="253">
+  <w:style w:type="character" w:styleId="1292">
     <w:name w:val="Heading 2 Char"/>
-    <w:basedOn w:val="248"/>
-    <w:link w:val="252"/>
+    <w:basedOn w:val="1287"/>
+    <w:link w:val="1291"/>
     <w:uiPriority w:val="9"/>
     <w:rPr>
       <w:rFonts w:ascii="Arial" w:hAnsi="Arial" w:eastAsia="Arial" w:cs="Arial"/>
       <w:sz w:val="34"/>
     </w:rPr>
   </w:style>
-  <w:style w:type="paragraph" w:styleId="254">
+  <w:style w:type="paragraph" w:styleId="1293">
     <w:name w:val="Heading 3"/>
-    <w:basedOn w:val="247"/>
-    <w:next w:val="247"/>
-    <w:link w:val="255"/>
+    <w:basedOn w:val="1286"/>
+    <w:next w:val="1286"/>
+    <w:link w:val="1294"/>
     <w:uiPriority w:val="9"/>
     <w:unhideWhenUsed/>
     <w:qFormat/>
@@ -30035,10 +31417,10 @@
       <w:szCs w:val="30"/>
     </w:rPr>
   </w:style>
-  <w:style w:type="character" w:styleId="255">
+  <w:style w:type="character" w:styleId="1294">
     <w:name w:val="Heading 3 Char"/>
-    <w:basedOn w:val="248"/>
-    <w:link w:val="254"/>
+    <w:basedOn w:val="1287"/>
+    <w:link w:val="1293"/>
     <w:uiPriority w:val="9"/>
     <w:rPr>
       <w:rFonts w:ascii="Arial" w:hAnsi="Arial" w:eastAsia="Arial" w:cs="Arial"/>
@@ -30046,11 +31428,11 @@
       <w:szCs w:val="30"/>
     </w:rPr>
   </w:style>
-  <w:style w:type="paragraph" w:styleId="256">
+  <w:style w:type="paragraph" w:styleId="1295">
     <w:name w:val="Heading 4"/>
-    <w:basedOn w:val="247"/>
-    <w:next w:val="247"/>
-    <w:link w:val="257"/>
+    <w:basedOn w:val="1286"/>
+    <w:next w:val="1286"/>
+    <w:link w:val="1296"/>
     <w:uiPriority w:val="9"/>
     <w:unhideWhenUsed/>
     <w:qFormat/>
@@ -30068,10 +31450,10 @@
       <w:szCs w:val="26"/>
     </w:rPr>
   </w:style>
-  <w:style w:type="character" w:styleId="257">
+  <w:style w:type="character" w:styleId="1296">
     <w:name w:val="Heading 4 Char"/>
-    <w:basedOn w:val="248"/>
-    <w:link w:val="256"/>
+    <w:basedOn w:val="1287"/>
+    <w:link w:val="1295"/>
     <w:uiPriority w:val="9"/>
     <w:rPr>
       <w:rFonts w:ascii="Arial" w:hAnsi="Arial" w:eastAsia="Arial" w:cs="Arial"/>
@@ -30081,11 +31463,11 @@
       <w:szCs w:val="26"/>
     </w:rPr>
   </w:style>
-  <w:style w:type="paragraph" w:styleId="258">
+  <w:style w:type="paragraph" w:styleId="1297">
     <w:name w:val="Heading 5"/>
-    <w:basedOn w:val="247"/>
-    <w:next w:val="247"/>
-    <w:link w:val="259"/>
+    <w:basedOn w:val="1286"/>
+    <w:next w:val="1286"/>
+    <w:link w:val="1298"/>
     <w:uiPriority w:val="9"/>
     <w:unhideWhenUsed/>
     <w:qFormat/>
@@ -30103,10 +31485,10 @@
       <w:szCs w:val="24"/>
     </w:rPr>
   </w:style>
-  <w:style w:type="character" w:styleId="259">
+  <w:style w:type="character" w:styleId="1298">
     <w:name w:val="Heading 5 Char"/>
-    <w:basedOn w:val="248"/>
-    <w:link w:val="258"/>
+    <w:basedOn w:val="1287"/>
+    <w:link w:val="1297"/>
     <w:uiPriority w:val="9"/>
     <w:rPr>
       <w:rFonts w:ascii="Arial" w:hAnsi="Arial" w:eastAsia="Arial" w:cs="Arial"/>
@@ -30116,11 +31498,11 @@
       <w:szCs w:val="24"/>
     </w:rPr>
   </w:style>
-  <w:style w:type="paragraph" w:styleId="260">
+  <w:style w:type="paragraph" w:styleId="1299">
     <w:name w:val="Heading 6"/>
-    <w:basedOn w:val="247"/>
-    <w:next w:val="247"/>
-    <w:link w:val="261"/>
+    <w:basedOn w:val="1286"/>
+    <w:next w:val="1286"/>
+    <w:link w:val="1300"/>
     <w:uiPriority w:val="9"/>
     <w:unhideWhenUsed/>
     <w:qFormat/>
@@ -30138,10 +31520,10 @@
       <w:szCs w:val="22"/>
     </w:rPr>
   </w:style>
-  <w:style w:type="character" w:styleId="261">
+  <w:style w:type="character" w:styleId="1300">
     <w:name w:val="Heading 6 Char"/>
-    <w:basedOn w:val="248"/>
-    <w:link w:val="260"/>
+    <w:basedOn w:val="1287"/>
+    <w:link w:val="1299"/>
     <w:uiPriority w:val="9"/>
     <w:rPr>
       <w:rFonts w:ascii="Arial" w:hAnsi="Arial" w:eastAsia="Arial" w:cs="Arial"/>
@@ -30151,11 +31533,11 @@
       <w:szCs w:val="22"/>
     </w:rPr>
   </w:style>
-  <w:style w:type="paragraph" w:styleId="262">
+  <w:style w:type="paragraph" w:styleId="1301">
     <w:name w:val="Heading 7"/>
-    <w:basedOn w:val="247"/>
-    <w:next w:val="247"/>
-    <w:link w:val="263"/>
+    <w:basedOn w:val="1286"/>
+    <w:next w:val="1286"/>
+    <w:link w:val="1302"/>
     <w:uiPriority w:val="9"/>
     <w:unhideWhenUsed/>
     <w:qFormat/>
@@ -30175,10 +31557,10 @@
       <w:szCs w:val="22"/>
     </w:rPr>
   </w:style>
-  <w:style w:type="character" w:styleId="263">
+  <w:style w:type="character" w:styleId="1302">
     <w:name w:val="Heading 7 Char"/>
-    <w:basedOn w:val="248"/>
-    <w:link w:val="262"/>
+    <w:basedOn w:val="1287"/>
+    <w:link w:val="1301"/>
     <w:uiPriority w:val="9"/>
     <w:rPr>
       <w:rFonts w:ascii="Arial" w:hAnsi="Arial" w:eastAsia="Arial" w:cs="Arial"/>
@@ -30190,11 +31572,11 @@
       <w:szCs w:val="22"/>
     </w:rPr>
   </w:style>
-  <w:style w:type="paragraph" w:styleId="264">
+  <w:style w:type="paragraph" w:styleId="1303">
     <w:name w:val="Heading 8"/>
-    <w:basedOn w:val="247"/>
-    <w:next w:val="247"/>
-    <w:link w:val="265"/>
+    <w:basedOn w:val="1286"/>
+    <w:next w:val="1286"/>
+    <w:link w:val="1304"/>
     <w:uiPriority w:val="9"/>
     <w:unhideWhenUsed/>
     <w:qFormat/>
@@ -30212,10 +31594,10 @@
       <w:szCs w:val="22"/>
     </w:rPr>
   </w:style>
-  <w:style w:type="character" w:styleId="265">
+  <w:style w:type="character" w:styleId="1304">
     <w:name w:val="Heading 8 Char"/>
-    <w:basedOn w:val="248"/>
-    <w:link w:val="264"/>
+    <w:basedOn w:val="1287"/>
+    <w:link w:val="1303"/>
     <w:uiPriority w:val="9"/>
     <w:rPr>
       <w:rFonts w:ascii="Arial" w:hAnsi="Arial" w:eastAsia="Arial" w:cs="Arial"/>
@@ -30225,11 +31607,11 @@
       <w:szCs w:val="22"/>
     </w:rPr>
   </w:style>
-  <w:style w:type="paragraph" w:styleId="266">
+  <w:style w:type="paragraph" w:styleId="1305">
     <w:name w:val="Heading 9"/>
-    <w:basedOn w:val="247"/>
-    <w:next w:val="247"/>
-    <w:link w:val="267"/>
+    <w:basedOn w:val="1286"/>
+    <w:next w:val="1286"/>
+    <w:link w:val="1306"/>
     <w:uiPriority w:val="9"/>
     <w:unhideWhenUsed/>
     <w:qFormat/>
@@ -30247,10 +31629,10 @@
       <w:szCs w:val="21"/>
     </w:rPr>
   </w:style>
-  <w:style w:type="character" w:styleId="267">
+  <w:style w:type="character" w:styleId="1306">
     <w:name w:val="Heading 9 Char"/>
-    <w:basedOn w:val="248"/>
-    <w:link w:val="266"/>
+    <w:basedOn w:val="1287"/>
+    <w:link w:val="1305"/>
     <w:uiPriority w:val="9"/>
     <w:rPr>
       <w:rFonts w:ascii="Arial" w:hAnsi="Arial" w:eastAsia="Arial" w:cs="Arial"/>
@@ -30260,9 +31642,9 @@
       <w:szCs w:val="21"/>
     </w:rPr>
   </w:style>
-  <w:style w:type="paragraph" w:styleId="268">
+  <w:style w:type="paragraph" w:styleId="1307">
     <w:name w:val="List Paragraph"/>
-    <w:basedOn w:val="247"/>
+    <w:basedOn w:val="1286"/>
     <w:uiPriority w:val="34"/>
     <w:qFormat/>
     <w:pPr>
@@ -30270,7 +31652,7 @@
       <w:ind w:left="720"/>
     </w:pPr>
   </w:style>
-  <w:style w:type="table" w:styleId="269" w:default="1">
+  <w:style w:type="table" w:styleId="1308" w:default="1">
     <w:name w:val="Normal Table"/>
     <w:uiPriority w:val="99"/>
     <w:semiHidden/>
@@ -30285,7 +31667,7 @@
       </w:tblCellMar>
     </w:tblPr>
   </w:style>
-  <w:style w:type="paragraph" w:styleId="270">
+  <w:style w:type="paragraph" w:styleId="1309">
     <w:name w:val="No Spacing"/>
     <w:uiPriority w:val="1"/>
     <w:qFormat/>
@@ -30293,11 +31675,11 @@
       <w:spacing w:before="0" w:after="0" w:line="240" w:lineRule="auto"/>
     </w:pPr>
   </w:style>
-  <w:style w:type="paragraph" w:styleId="271">
+  <w:style w:type="paragraph" w:styleId="1310">
     <w:name w:val="Title"/>
-    <w:basedOn w:val="247"/>
-    <w:next w:val="247"/>
-    <w:link w:val="272"/>
+    <w:basedOn w:val="1286"/>
+    <w:next w:val="1286"/>
+    <w:link w:val="1311"/>
     <w:uiPriority w:val="10"/>
     <w:qFormat/>
     <w:pPr>
@@ -30309,21 +31691,21 @@
       <w:szCs w:val="48"/>
     </w:rPr>
   </w:style>
-  <w:style w:type="character" w:styleId="272">
+  <w:style w:type="character" w:styleId="1311">
     <w:name w:val="Title Char"/>
-    <w:basedOn w:val="248"/>
-    <w:link w:val="271"/>
+    <w:basedOn w:val="1287"/>
+    <w:link w:val="1310"/>
     <w:uiPriority w:val="10"/>
     <w:rPr>
       <w:sz w:val="48"/>
       <w:szCs w:val="48"/>
     </w:rPr>
   </w:style>
-  <w:style w:type="paragraph" w:styleId="273">
+  <w:style w:type="paragraph" w:styleId="1312">
     <w:name w:val="Subtitle"/>
-    <w:basedOn w:val="247"/>
-    <w:next w:val="247"/>
-    <w:link w:val="274"/>
+    <w:basedOn w:val="1286"/>
+    <w:next w:val="1286"/>
+    <w:link w:val="1313"/>
     <w:uiPriority w:val="11"/>
     <w:qFormat/>
     <w:pPr>
@@ -30334,21 +31716,21 @@
       <w:szCs w:val="24"/>
     </w:rPr>
   </w:style>
-  <w:style w:type="character" w:styleId="274">
+  <w:style w:type="character" w:styleId="1313">
     <w:name w:val="Subtitle Char"/>
-    <w:basedOn w:val="248"/>
-    <w:link w:val="273"/>
+    <w:basedOn w:val="1287"/>
+    <w:link w:val="1312"/>
     <w:uiPriority w:val="11"/>
     <w:rPr>
       <w:sz w:val="24"/>
       <w:szCs w:val="24"/>
     </w:rPr>
   </w:style>
-  <w:style w:type="paragraph" w:styleId="275">
+  <w:style w:type="paragraph" w:styleId="1314">
     <w:name w:val="Quote"/>
-    <w:basedOn w:val="247"/>
-    <w:next w:val="247"/>
-    <w:link w:val="276"/>
+    <w:basedOn w:val="1286"/>
+    <w:next w:val="1286"/>
+    <w:link w:val="1315"/>
     <w:uiPriority w:val="29"/>
     <w:qFormat/>
     <w:pPr>
@@ -30358,19 +31740,19 @@
       <w:i/>
     </w:rPr>
   </w:style>
-  <w:style w:type="character" w:styleId="276">
+  <w:style w:type="character" w:styleId="1315">
     <w:name w:val="Quote Char"/>
-    <w:link w:val="275"/>
+    <w:link w:val="1314"/>
     <w:uiPriority w:val="29"/>
     <w:rPr>
       <w:i/>
     </w:rPr>
   </w:style>
-  <w:style w:type="paragraph" w:styleId="277">
+  <w:style w:type="paragraph" w:styleId="1316">
     <w:name w:val="Intense Quote"/>
-    <w:basedOn w:val="247"/>
-    <w:next w:val="247"/>
-    <w:link w:val="278"/>
+    <w:basedOn w:val="1286"/>
+    <w:next w:val="1286"/>
+    <w:link w:val="1317"/>
     <w:uiPriority w:val="30"/>
     <w:qFormat/>
     <w:pPr>
@@ -30388,18 +31770,18 @@
       <w:i/>
     </w:rPr>
   </w:style>
-  <w:style w:type="character" w:styleId="278">
+  <w:style w:type="character" w:styleId="1317">
     <w:name w:val="Intense Quote Char"/>
-    <w:link w:val="277"/>
+    <w:link w:val="1316"/>
     <w:uiPriority w:val="30"/>
     <w:rPr>
       <w:i/>
     </w:rPr>
   </w:style>
-  <w:style w:type="paragraph" w:styleId="279">
+  <w:style w:type="paragraph" w:styleId="1318">
     <w:name w:val="Header"/>
-    <w:basedOn w:val="247"/>
-    <w:link w:val="280"/>
+    <w:basedOn w:val="1286"/>
+    <w:link w:val="1319"/>
     <w:uiPriority w:val="99"/>
     <w:unhideWhenUsed/>
     <w:pPr>
@@ -30410,16 +31792,16 @@
       </w:tabs>
     </w:pPr>
   </w:style>
-  <w:style w:type="character" w:styleId="280">
+  <w:style w:type="character" w:styleId="1319">
     <w:name w:val="Header Char"/>
-    <w:basedOn w:val="248"/>
-    <w:link w:val="279"/>
+    <w:basedOn w:val="1287"/>
+    <w:link w:val="1318"/>
     <w:uiPriority w:val="99"/>
   </w:style>
-  <w:style w:type="paragraph" w:styleId="281">
+  <w:style w:type="paragraph" w:styleId="1320">
     <w:name w:val="Footer"/>
-    <w:basedOn w:val="247"/>
-    <w:link w:val="282"/>
+    <w:basedOn w:val="1286"/>
+    <w:link w:val="1321"/>
     <w:uiPriority w:val="99"/>
     <w:unhideWhenUsed/>
     <w:pPr>
@@ -30430,17 +31812,17 @@
       </w:tabs>
     </w:pPr>
   </w:style>
-  <w:style w:type="character" w:styleId="282">
+  <w:style w:type="character" w:styleId="1321">
     <w:name w:val="Footer Char"/>
-    <w:basedOn w:val="248"/>
-    <w:link w:val="281"/>
+    <w:basedOn w:val="1287"/>
+    <w:link w:val="1320"/>
     <w:uiPriority w:val="99"/>
   </w:style>
-  <w:style w:type="paragraph" w:styleId="283">
+  <w:style w:type="paragraph" w:styleId="1322">
     <w:name w:val="Caption"/>
-    <w:basedOn w:val="247"/>
-    <w:next w:val="247"/>
-    <w:link w:val="284"/>
+    <w:basedOn w:val="1286"/>
+    <w:next w:val="1286"/>
+    <w:link w:val="1323"/>
     <w:uiPriority w:val="35"/>
     <w:semiHidden/>
     <w:unhideWhenUsed/>
@@ -30456,10 +31838,10 @@
       <w:szCs w:val="18"/>
     </w:rPr>
   </w:style>
-  <w:style w:type="character" w:styleId="284">
+  <w:style w:type="character" w:styleId="1323">
     <w:name w:val="Caption Char"/>
-    <w:basedOn w:val="248"/>
-    <w:link w:val="283"/>
+    <w:basedOn w:val="1287"/>
+    <w:link w:val="1322"/>
     <w:uiPriority w:val="35"/>
     <w:rPr>
       <w:b/>
@@ -30469,9 +31851,9 @@
       <w:szCs w:val="18"/>
     </w:rPr>
   </w:style>
-  <w:style w:type="table" w:styleId="285">
+  <w:style w:type="table" w:styleId="1324">
     <w:name w:val="Table Grid"/>
-    <w:basedOn w:val="269"/>
+    <w:basedOn w:val="1308"/>
     <w:uiPriority w:val="59"/>
     <w:pPr>
       <w:spacing w:after="0" w:line="240" w:lineRule="auto"/>
@@ -30494,9 +31876,9 @@
       </w:tblCellMar>
     </w:tblPr>
   </w:style>
-  <w:style w:type="table" w:styleId="286">
+  <w:style w:type="table" w:styleId="1325">
     <w:name w:val="Table Grid Light"/>
-    <w:basedOn w:val="269"/>
+    <w:basedOn w:val="1308"/>
     <w:uiPriority w:val="59"/>
     <w:pPr>
       <w:spacing w:after="0" w:line="240" w:lineRule="auto"/>
@@ -30519,9 +31901,9 @@
       </w:tblCellMar>
     </w:tblPr>
   </w:style>
-  <w:style w:type="table" w:styleId="287">
+  <w:style w:type="table" w:styleId="1326">
     <w:name w:val="Plain Table 1"/>
-    <w:basedOn w:val="269"/>
+    <w:basedOn w:val="1308"/>
     <w:uiPriority w:val="59"/>
     <w:pPr>
       <w:spacing w:after="0" w:line="240" w:lineRule="auto"/>
@@ -30586,9 +31968,9 @@
       </w:rPr>
     </w:tblStylePr>
   </w:style>
-  <w:style w:type="table" w:styleId="288">
+  <w:style w:type="table" w:styleId="1327">
     <w:name w:val="Plain Table 2"/>
-    <w:basedOn w:val="269"/>
+    <w:basedOn w:val="1308"/>
     <w:uiPriority w:val="59"/>
     <w:pPr>
       <w:spacing w:after="0" w:line="240" w:lineRule="auto"/>
@@ -30671,9 +32053,9 @@
       </w:rPr>
     </w:tblStylePr>
   </w:style>
-  <w:style w:type="table" w:styleId="289">
+  <w:style w:type="table" w:styleId="1328">
     <w:name w:val="Plain Table 3"/>
-    <w:basedOn w:val="269"/>
+    <w:basedOn w:val="1308"/>
     <w:uiPriority w:val="99"/>
     <w:pPr>
       <w:spacing w:after="0" w:line="240" w:lineRule="auto"/>
@@ -30748,9 +32130,9 @@
       </w:rPr>
     </w:tblStylePr>
   </w:style>
-  <w:style w:type="table" w:styleId="290">
+  <w:style w:type="table" w:styleId="1329">
     <w:name w:val="Plain Table 4"/>
-    <w:basedOn w:val="269"/>
+    <w:basedOn w:val="1308"/>
     <w:uiPriority w:val="99"/>
     <w:pPr>
       <w:spacing w:after="0" w:line="240" w:lineRule="auto"/>
@@ -30805,9 +32187,9 @@
       </w:rPr>
     </w:tblStylePr>
   </w:style>
-  <w:style w:type="table" w:styleId="291">
+  <w:style w:type="table" w:styleId="1330">
     <w:name w:val="Plain Table 5"/>
-    <w:basedOn w:val="269"/>
+    <w:basedOn w:val="1308"/>
     <w:uiPriority w:val="99"/>
     <w:pPr>
       <w:spacing w:after="0" w:line="240" w:lineRule="auto"/>
@@ -30893,9 +32275,9 @@
       </w:tcPr>
     </w:tblStylePr>
   </w:style>
-  <w:style w:type="table" w:styleId="292">
+  <w:style w:type="table" w:styleId="1331">
     <w:name w:val="Grid Table 1 Light"/>
-    <w:basedOn w:val="269"/>
+    <w:basedOn w:val="1308"/>
     <w:uiPriority w:val="99"/>
     <w:pPr>
       <w:spacing w:after="0" w:line="240" w:lineRule="auto"/>
@@ -30958,9 +32340,9 @@
       </w:rPr>
     </w:tblStylePr>
   </w:style>
-  <w:style w:type="table" w:styleId="293">
+  <w:style w:type="table" w:styleId="1332">
     <w:name w:val="Grid Table 1 Light - Accent 1"/>
-    <w:basedOn w:val="269"/>
+    <w:basedOn w:val="1308"/>
     <w:uiPriority w:val="99"/>
     <w:pPr>
       <w:spacing w:after="0" w:line="240" w:lineRule="auto"/>
@@ -31023,9 +32405,9 @@
       </w:rPr>
     </w:tblStylePr>
   </w:style>
-  <w:style w:type="table" w:styleId="294">
+  <w:style w:type="table" w:styleId="1333">
     <w:name w:val="Grid Table 1 Light - Accent 2"/>
-    <w:basedOn w:val="269"/>
+    <w:basedOn w:val="1308"/>
     <w:uiPriority w:val="99"/>
     <w:pPr>
       <w:spacing w:after="0" w:line="240" w:lineRule="auto"/>
@@ -31088,9 +32470,9 @@
       </w:rPr>
     </w:tblStylePr>
   </w:style>
-  <w:style w:type="table" w:styleId="295">
+  <w:style w:type="table" w:styleId="1334">
     <w:name w:val="Grid Table 1 Light - Accent 3"/>
-    <w:basedOn w:val="269"/>
+    <w:basedOn w:val="1308"/>
     <w:uiPriority w:val="99"/>
     <w:pPr>
       <w:spacing w:after="0" w:line="240" w:lineRule="auto"/>
@@ -31153,9 +32535,9 @@
       </w:rPr>
     </w:tblStylePr>
   </w:style>
-  <w:style w:type="table" w:styleId="296">
+  <w:style w:type="table" w:styleId="1335">
     <w:name w:val="Grid Table 1 Light - Accent 4"/>
-    <w:basedOn w:val="269"/>
+    <w:basedOn w:val="1308"/>
     <w:uiPriority w:val="99"/>
     <w:pPr>
       <w:spacing w:after="0" w:line="240" w:lineRule="auto"/>
@@ -31218,9 +32600,9 @@
       </w:rPr>
     </w:tblStylePr>
   </w:style>
-  <w:style w:type="table" w:styleId="297">
+  <w:style w:type="table" w:styleId="1336">
     <w:name w:val="Grid Table 1 Light - Accent 5"/>
-    <w:basedOn w:val="269"/>
+    <w:basedOn w:val="1308"/>
     <w:uiPriority w:val="99"/>
     <w:pPr>
       <w:spacing w:after="0" w:line="240" w:lineRule="auto"/>
@@ -31283,9 +32665,9 @@
       </w:rPr>
     </w:tblStylePr>
   </w:style>
-  <w:style w:type="table" w:styleId="298">
+  <w:style w:type="table" w:styleId="1337">
     <w:name w:val="Grid Table 1 Light - Accent 6"/>
-    <w:basedOn w:val="269"/>
+    <w:basedOn w:val="1308"/>
     <w:uiPriority w:val="99"/>
     <w:pPr>
       <w:spacing w:after="0" w:line="240" w:lineRule="auto"/>
@@ -31348,9 +32730,9 @@
       </w:rPr>
     </w:tblStylePr>
   </w:style>
-  <w:style w:type="table" w:styleId="299">
+  <w:style w:type="table" w:styleId="1338">
     <w:name w:val="Grid Table 2"/>
-    <w:basedOn w:val="269"/>
+    <w:basedOn w:val="1308"/>
     <w:uiPriority w:val="99"/>
     <w:pPr>
       <w:spacing w:after="0" w:line="240" w:lineRule="auto"/>
@@ -31428,9 +32810,9 @@
       </w:tcPr>
     </w:tblStylePr>
   </w:style>
-  <w:style w:type="table" w:styleId="300">
+  <w:style w:type="table" w:styleId="1339">
     <w:name w:val="Grid Table 2 - Accent 1"/>
-    <w:basedOn w:val="269"/>
+    <w:basedOn w:val="1308"/>
     <w:uiPriority w:val="99"/>
     <w:pPr>
       <w:spacing w:after="0" w:line="240" w:lineRule="auto"/>
@@ -31508,9 +32890,9 @@
       </w:tcPr>
     </w:tblStylePr>
   </w:style>
-  <w:style w:type="table" w:styleId="301">
+  <w:style w:type="table" w:styleId="1340">
     <w:name w:val="Grid Table 2 - Accent 2"/>
-    <w:basedOn w:val="269"/>
+    <w:basedOn w:val="1308"/>
     <w:uiPriority w:val="99"/>
     <w:pPr>
       <w:spacing w:after="0" w:line="240" w:lineRule="auto"/>
@@ -31588,9 +32970,9 @@
       </w:tcPr>
     </w:tblStylePr>
   </w:style>
-  <w:style w:type="table" w:styleId="302">
+  <w:style w:type="table" w:styleId="1341">
     <w:name w:val="Grid Table 2 - Accent 3"/>
-    <w:basedOn w:val="269"/>
+    <w:basedOn w:val="1308"/>
     <w:uiPriority w:val="99"/>
     <w:pPr>
       <w:spacing w:after="0" w:line="240" w:lineRule="auto"/>
@@ -31668,9 +33050,9 @@
       </w:tcPr>
     </w:tblStylePr>
   </w:style>
-  <w:style w:type="table" w:styleId="303">
+  <w:style w:type="table" w:styleId="1342">
     <w:name w:val="Grid Table 2 - Accent 4"/>
-    <w:basedOn w:val="269"/>
+    <w:basedOn w:val="1308"/>
     <w:uiPriority w:val="99"/>
     <w:pPr>
       <w:spacing w:after="0" w:line="240" w:lineRule="auto"/>
@@ -31748,9 +33130,9 @@
       </w:tcPr>
     </w:tblStylePr>
   </w:style>
-  <w:style w:type="table" w:styleId="304">
+  <w:style w:type="table" w:styleId="1343">
     <w:name w:val="Grid Table 2 - Accent 5"/>
-    <w:basedOn w:val="269"/>
+    <w:basedOn w:val="1308"/>
     <w:uiPriority w:val="99"/>
     <w:pPr>
       <w:spacing w:after="0" w:line="240" w:lineRule="auto"/>
@@ -31828,9 +33210,9 @@
       </w:tcPr>
     </w:tblStylePr>
   </w:style>
-  <w:style w:type="table" w:styleId="305">
+  <w:style w:type="table" w:styleId="1344">
     <w:name w:val="Grid Table 2 - Accent 6"/>
-    <w:basedOn w:val="269"/>
+    <w:basedOn w:val="1308"/>
     <w:uiPriority w:val="99"/>
     <w:pPr>
       <w:spacing w:after="0" w:line="240" w:lineRule="auto"/>
@@ -31908,9 +33290,9 @@
       </w:tcPr>
     </w:tblStylePr>
   </w:style>
-  <w:style w:type="table" w:styleId="306">
+  <w:style w:type="table" w:styleId="1345">
     <w:name w:val="Grid Table 3"/>
-    <w:basedOn w:val="269"/>
+    <w:basedOn w:val="1308"/>
     <w:uiPriority w:val="99"/>
     <w:pPr>
       <w:spacing w:after="0" w:line="240" w:lineRule="auto"/>
@@ -31954,7 +33336,7 @@
         <w:jc w:val="right"/>
       </w:pPr>
       <w:tcPr>
-        <w:shd w:color="ffffff"/>
+        <w:shd w:val="clear" w:color="ffffff"/>
         <w:tcBorders>
           <w:top w:val="none" w:color="000000" w:sz="4" w:space="0"/>
           <w:left w:val="none" w:color="000000" w:sz="4" w:space="0"/>
@@ -31984,7 +33366,7 @@
         <w:color w:val="404040"/>
       </w:rPr>
       <w:tcPr>
-        <w:shd w:color="ffffff"/>
+        <w:shd w:val="clear" w:color="ffffff"/>
         <w:tcBorders>
           <w:top w:val="none" w:color="000000" w:sz="4" w:space="0"/>
           <w:left w:val="none" w:color="000000" w:sz="4" w:space="0"/>
@@ -32009,9 +33391,9 @@
       </w:tcPr>
     </w:tblStylePr>
   </w:style>
-  <w:style w:type="table" w:styleId="307">
+  <w:style w:type="table" w:styleId="1346">
     <w:name w:val="Grid Table 3 - Accent 1"/>
-    <w:basedOn w:val="269"/>
+    <w:basedOn w:val="1308"/>
     <w:uiPriority w:val="99"/>
     <w:pPr>
       <w:spacing w:after="0" w:line="240" w:lineRule="auto"/>
@@ -32055,7 +33437,7 @@
         <w:jc w:val="right"/>
       </w:pPr>
       <w:tcPr>
-        <w:shd w:color="ffffff"/>
+        <w:shd w:val="clear" w:color="ffffff"/>
         <w:tcBorders>
           <w:top w:val="none" w:color="000000" w:sz="4" w:space="0"/>
           <w:left w:val="none" w:color="000000" w:sz="4" w:space="0"/>
@@ -32085,7 +33467,7 @@
         <w:color w:val="404040"/>
       </w:rPr>
       <w:tcPr>
-        <w:shd w:color="ffffff"/>
+        <w:shd w:val="clear" w:color="ffffff"/>
         <w:tcBorders>
           <w:top w:val="none" w:color="000000" w:sz="4" w:space="0"/>
           <w:left w:val="none" w:color="000000" w:sz="4" w:space="0"/>
@@ -32110,9 +33492,9 @@
       </w:tcPr>
     </w:tblStylePr>
   </w:style>
-  <w:style w:type="table" w:styleId="308">
+  <w:style w:type="table" w:styleId="1347">
     <w:name w:val="Grid Table 3 - Accent 2"/>
-    <w:basedOn w:val="269"/>
+    <w:basedOn w:val="1308"/>
     <w:uiPriority w:val="99"/>
     <w:pPr>
       <w:spacing w:after="0" w:line="240" w:lineRule="auto"/>
@@ -32156,7 +33538,7 @@
         <w:jc w:val="right"/>
       </w:pPr>
       <w:tcPr>
-        <w:shd w:color="ffffff"/>
+        <w:shd w:val="clear" w:color="ffffff"/>
         <w:tcBorders>
           <w:top w:val="none" w:color="000000" w:sz="4" w:space="0"/>
           <w:left w:val="none" w:color="000000" w:sz="4" w:space="0"/>
@@ -32186,7 +33568,7 @@
         <w:color w:val="404040"/>
       </w:rPr>
       <w:tcPr>
-        <w:shd w:color="ffffff"/>
+        <w:shd w:val="clear" w:color="ffffff"/>
         <w:tcBorders>
           <w:top w:val="none" w:color="000000" w:sz="4" w:space="0"/>
           <w:left w:val="none" w:color="000000" w:sz="4" w:space="0"/>
@@ -32211,9 +33593,9 @@
       </w:tcPr>
     </w:tblStylePr>
   </w:style>
-  <w:style w:type="table" w:styleId="309">
+  <w:style w:type="table" w:styleId="1348">
     <w:name w:val="Grid Table 3 - Accent 3"/>
-    <w:basedOn w:val="269"/>
+    <w:basedOn w:val="1308"/>
     <w:uiPriority w:val="99"/>
     <w:pPr>
       <w:spacing w:after="0" w:line="240" w:lineRule="auto"/>
@@ -32257,7 +33639,7 @@
         <w:jc w:val="right"/>
       </w:pPr>
       <w:tcPr>
-        <w:shd w:color="ffffff"/>
+        <w:shd w:val="clear" w:color="ffffff"/>
         <w:tcBorders>
           <w:top w:val="none" w:color="000000" w:sz="4" w:space="0"/>
           <w:left w:val="none" w:color="000000" w:sz="4" w:space="0"/>
@@ -32287,7 +33669,7 @@
         <w:color w:val="404040"/>
       </w:rPr>
       <w:tcPr>
-        <w:shd w:color="ffffff"/>
+        <w:shd w:val="clear" w:color="ffffff"/>
         <w:tcBorders>
           <w:top w:val="none" w:color="000000" w:sz="4" w:space="0"/>
           <w:left w:val="none" w:color="000000" w:sz="4" w:space="0"/>
@@ -32312,9 +33694,9 @@
       </w:tcPr>
     </w:tblStylePr>
   </w:style>
-  <w:style w:type="table" w:styleId="310">
+  <w:style w:type="table" w:styleId="1349">
     <w:name w:val="Grid Table 3 - Accent 4"/>
-    <w:basedOn w:val="269"/>
+    <w:basedOn w:val="1308"/>
     <w:uiPriority w:val="99"/>
     <w:pPr>
       <w:spacing w:after="0" w:line="240" w:lineRule="auto"/>
@@ -32358,7 +33740,7 @@
         <w:jc w:val="right"/>
       </w:pPr>
       <w:tcPr>
-        <w:shd w:color="ffffff"/>
+        <w:shd w:val="clear" w:color="ffffff"/>
         <w:tcBorders>
           <w:top w:val="none" w:color="000000" w:sz="4" w:space="0"/>
           <w:left w:val="none" w:color="000000" w:sz="4" w:space="0"/>
@@ -32388,7 +33770,7 @@
         <w:color w:val="404040"/>
       </w:rPr>
       <w:tcPr>
-        <w:shd w:color="ffffff"/>
+        <w:shd w:val="clear" w:color="ffffff"/>
         <w:tcBorders>
           <w:top w:val="none" w:color="000000" w:sz="4" w:space="0"/>
           <w:left w:val="none" w:color="000000" w:sz="4" w:space="0"/>
@@ -32413,9 +33795,9 @@
       </w:tcPr>
     </w:tblStylePr>
   </w:style>
-  <w:style w:type="table" w:styleId="311">
+  <w:style w:type="table" w:styleId="1350">
     <w:name w:val="Grid Table 3 - Accent 5"/>
-    <w:basedOn w:val="269"/>
+    <w:basedOn w:val="1308"/>
     <w:uiPriority w:val="99"/>
     <w:pPr>
       <w:spacing w:after="0" w:line="240" w:lineRule="auto"/>
@@ -32459,7 +33841,7 @@
         <w:jc w:val="right"/>
       </w:pPr>
       <w:tcPr>
-        <w:shd w:color="ffffff"/>
+        <w:shd w:val="clear" w:color="ffffff"/>
         <w:tcBorders>
           <w:top w:val="none" w:color="000000" w:sz="4" w:space="0"/>
           <w:left w:val="none" w:color="000000" w:sz="4" w:space="0"/>
@@ -32489,7 +33871,7 @@
         <w:color w:val="404040"/>
       </w:rPr>
       <w:tcPr>
-        <w:shd w:color="ffffff"/>
+        <w:shd w:val="clear" w:color="ffffff"/>
         <w:tcBorders>
           <w:top w:val="none" w:color="000000" w:sz="4" w:space="0"/>
           <w:left w:val="none" w:color="000000" w:sz="4" w:space="0"/>
@@ -32514,9 +33896,9 @@
       </w:tcPr>
     </w:tblStylePr>
   </w:style>
-  <w:style w:type="table" w:styleId="312">
+  <w:style w:type="table" w:styleId="1351">
     <w:name w:val="Grid Table 3 - Accent 6"/>
-    <w:basedOn w:val="269"/>
+    <w:basedOn w:val="1308"/>
     <w:uiPriority w:val="99"/>
     <w:pPr>
       <w:spacing w:after="0" w:line="240" w:lineRule="auto"/>
@@ -32560,7 +33942,7 @@
         <w:jc w:val="right"/>
       </w:pPr>
       <w:tcPr>
-        <w:shd w:color="ffffff"/>
+        <w:shd w:val="clear" w:color="ffffff"/>
         <w:tcBorders>
           <w:top w:val="none" w:color="000000" w:sz="4" w:space="0"/>
           <w:left w:val="none" w:color="000000" w:sz="4" w:space="0"/>
@@ -32590,7 +33972,7 @@
         <w:color w:val="404040"/>
       </w:rPr>
       <w:tcPr>
-        <w:shd w:color="ffffff"/>
+        <w:shd w:val="clear" w:color="ffffff"/>
         <w:tcBorders>
           <w:top w:val="none" w:color="000000" w:sz="4" w:space="0"/>
           <w:left w:val="none" w:color="000000" w:sz="4" w:space="0"/>
@@ -32615,9 +33997,9 @@
       </w:tcPr>
     </w:tblStylePr>
   </w:style>
-  <w:style w:type="table" w:styleId="313">
+  <w:style w:type="table" w:styleId="1352">
     <w:name w:val="Grid Table 4"/>
-    <w:basedOn w:val="269"/>
+    <w:basedOn w:val="1308"/>
     <w:uiPriority w:val="59"/>
     <w:pPr>
       <w:spacing w:after="0" w:line="240" w:lineRule="auto"/>
@@ -32696,9 +34078,9 @@
       </w:tcPr>
     </w:tblStylePr>
   </w:style>
-  <w:style w:type="table" w:styleId="314">
+  <w:style w:type="table" w:styleId="1353">
     <w:name w:val="Grid Table 4 - Accent 1"/>
-    <w:basedOn w:val="269"/>
+    <w:basedOn w:val="1308"/>
     <w:uiPriority w:val="59"/>
     <w:pPr>
       <w:spacing w:after="0" w:line="240" w:lineRule="auto"/>
@@ -32777,9 +34159,9 @@
       </w:tcPr>
     </w:tblStylePr>
   </w:style>
-  <w:style w:type="table" w:styleId="315">
+  <w:style w:type="table" w:styleId="1354">
     <w:name w:val="Grid Table 4 - Accent 2"/>
-    <w:basedOn w:val="269"/>
+    <w:basedOn w:val="1308"/>
     <w:uiPriority w:val="59"/>
     <w:pPr>
       <w:spacing w:after="0" w:line="240" w:lineRule="auto"/>
@@ -32858,9 +34240,9 @@
       </w:tcPr>
     </w:tblStylePr>
   </w:style>
-  <w:style w:type="table" w:styleId="316">
+  <w:style w:type="table" w:styleId="1355">
     <w:name w:val="Grid Table 4 - Accent 3"/>
-    <w:basedOn w:val="269"/>
+    <w:basedOn w:val="1308"/>
     <w:uiPriority w:val="59"/>
     <w:pPr>
       <w:spacing w:after="0" w:line="240" w:lineRule="auto"/>
@@ -32939,9 +34321,9 @@
       </w:tcPr>
     </w:tblStylePr>
   </w:style>
-  <w:style w:type="table" w:styleId="317">
+  <w:style w:type="table" w:styleId="1356">
     <w:name w:val="Grid Table 4 - Accent 4"/>
-    <w:basedOn w:val="269"/>
+    <w:basedOn w:val="1308"/>
     <w:uiPriority w:val="59"/>
     <w:pPr>
       <w:spacing w:after="0" w:line="240" w:lineRule="auto"/>
@@ -33020,9 +34402,9 @@
       </w:tcPr>
     </w:tblStylePr>
   </w:style>
-  <w:style w:type="table" w:styleId="318">
+  <w:style w:type="table" w:styleId="1357">
     <w:name w:val="Grid Table 4 - Accent 5"/>
-    <w:basedOn w:val="269"/>
+    <w:basedOn w:val="1308"/>
     <w:uiPriority w:val="59"/>
     <w:pPr>
       <w:spacing w:after="0" w:line="240" w:lineRule="auto"/>
@@ -33101,9 +34483,9 @@
       </w:tcPr>
     </w:tblStylePr>
   </w:style>
-  <w:style w:type="table" w:styleId="319">
+  <w:style w:type="table" w:styleId="1358">
     <w:name w:val="Grid Table 4 - Accent 6"/>
-    <w:basedOn w:val="269"/>
+    <w:basedOn w:val="1308"/>
     <w:uiPriority w:val="59"/>
     <w:pPr>
       <w:spacing w:after="0" w:line="240" w:lineRule="auto"/>
@@ -33182,9 +34564,9 @@
       </w:tcPr>
     </w:tblStylePr>
   </w:style>
-  <w:style w:type="table" w:styleId="320">
+  <w:style w:type="table" w:styleId="1359">
     <w:name w:val="Grid Table 5 Dark"/>
-    <w:basedOn w:val="269"/>
+    <w:basedOn w:val="1308"/>
     <w:uiPriority w:val="99"/>
     <w:pPr>
       <w:spacing w:after="0" w:line="240" w:lineRule="auto"/>
@@ -33261,9 +34643,9 @@
       </w:tcPr>
     </w:tblStylePr>
   </w:style>
-  <w:style w:type="table" w:styleId="321">
+  <w:style w:type="table" w:styleId="1360">
     <w:name w:val="Grid Table 5 Dark- Accent 1"/>
-    <w:basedOn w:val="269"/>
+    <w:basedOn w:val="1308"/>
     <w:uiPriority w:val="99"/>
     <w:pPr>
       <w:spacing w:after="0" w:line="240" w:lineRule="auto"/>
@@ -33340,9 +34722,9 @@
       </w:tcPr>
     </w:tblStylePr>
   </w:style>
-  <w:style w:type="table" w:styleId="322">
+  <w:style w:type="table" w:styleId="1361">
     <w:name w:val="Grid Table 5 Dark - Accent 2"/>
-    <w:basedOn w:val="269"/>
+    <w:basedOn w:val="1308"/>
     <w:uiPriority w:val="99"/>
     <w:pPr>
       <w:spacing w:after="0" w:line="240" w:lineRule="auto"/>
@@ -33419,9 +34801,9 @@
       </w:tcPr>
     </w:tblStylePr>
   </w:style>
-  <w:style w:type="table" w:styleId="323">
+  <w:style w:type="table" w:styleId="1362">
     <w:name w:val="Grid Table 5 Dark - Accent 3"/>
-    <w:basedOn w:val="269"/>
+    <w:basedOn w:val="1308"/>
     <w:uiPriority w:val="99"/>
     <w:pPr>
       <w:spacing w:after="0" w:line="240" w:lineRule="auto"/>
@@ -33498,9 +34880,9 @@
       </w:tcPr>
     </w:tblStylePr>
   </w:style>
-  <w:style w:type="table" w:styleId="324">
+  <w:style w:type="table" w:styleId="1363">
     <w:name w:val="Grid Table 5 Dark- Accent 4"/>
-    <w:basedOn w:val="269"/>
+    <w:basedOn w:val="1308"/>
     <w:uiPriority w:val="99"/>
     <w:pPr>
       <w:spacing w:after="0" w:line="240" w:lineRule="auto"/>
@@ -33577,9 +34959,9 @@
       </w:tcPr>
     </w:tblStylePr>
   </w:style>
-  <w:style w:type="table" w:styleId="325">
+  <w:style w:type="table" w:styleId="1364">
     <w:name w:val="Grid Table 5 Dark - Accent 5"/>
-    <w:basedOn w:val="269"/>
+    <w:basedOn w:val="1308"/>
     <w:uiPriority w:val="99"/>
     <w:pPr>
       <w:spacing w:after="0" w:line="240" w:lineRule="auto"/>
@@ -33656,9 +35038,9 @@
       </w:tcPr>
     </w:tblStylePr>
   </w:style>
-  <w:style w:type="table" w:styleId="326">
+  <w:style w:type="table" w:styleId="1365">
     <w:name w:val="Grid Table 5 Dark - Accent 6"/>
-    <w:basedOn w:val="269"/>
+    <w:basedOn w:val="1308"/>
     <w:uiPriority w:val="99"/>
     <w:pPr>
       <w:spacing w:after="0" w:line="240" w:lineRule="auto"/>
@@ -33735,9 +35117,9 @@
       </w:tcPr>
     </w:tblStylePr>
   </w:style>
-  <w:style w:type="table" w:styleId="327">
+  <w:style w:type="table" w:styleId="1366">
     <w:name w:val="Grid Table 6 Colorful"/>
-    <w:basedOn w:val="269"/>
+    <w:basedOn w:val="1308"/>
     <w:uiPriority w:val="99"/>
     <w:pPr>
       <w:spacing w:after="0" w:line="240" w:lineRule="auto"/>
@@ -33814,9 +35196,9 @@
       </w:rPr>
     </w:tblStylePr>
   </w:style>
-  <w:style w:type="table" w:styleId="328">
+  <w:style w:type="table" w:styleId="1367">
     <w:name w:val="Grid Table 6 Colorful - Accent 1"/>
-    <w:basedOn w:val="269"/>
+    <w:basedOn w:val="1308"/>
     <w:uiPriority w:val="99"/>
     <w:pPr>
       <w:spacing w:after="0" w:line="240" w:lineRule="auto"/>
@@ -33893,9 +35275,9 @@
       </w:rPr>
     </w:tblStylePr>
   </w:style>
-  <w:style w:type="table" w:styleId="329">
+  <w:style w:type="table" w:styleId="1368">
     <w:name w:val="Grid Table 6 Colorful - Accent 2"/>
-    <w:basedOn w:val="269"/>
+    <w:basedOn w:val="1308"/>
     <w:uiPriority w:val="99"/>
     <w:pPr>
       <w:spacing w:after="0" w:line="240" w:lineRule="auto"/>
@@ -33972,9 +35354,9 @@
       </w:rPr>
     </w:tblStylePr>
   </w:style>
-  <w:style w:type="table" w:styleId="330">
+  <w:style w:type="table" w:styleId="1369">
     <w:name w:val="Grid Table 6 Colorful - Accent 3"/>
-    <w:basedOn w:val="269"/>
+    <w:basedOn w:val="1308"/>
     <w:uiPriority w:val="99"/>
     <w:pPr>
       <w:spacing w:after="0" w:line="240" w:lineRule="auto"/>
@@ -34051,9 +35433,9 @@
       </w:rPr>
     </w:tblStylePr>
   </w:style>
-  <w:style w:type="table" w:styleId="331">
+  <w:style w:type="table" w:styleId="1370">
     <w:name w:val="Grid Table 6 Colorful - Accent 4"/>
-    <w:basedOn w:val="269"/>
+    <w:basedOn w:val="1308"/>
     <w:uiPriority w:val="99"/>
     <w:pPr>
       <w:spacing w:after="0" w:line="240" w:lineRule="auto"/>
@@ -34130,9 +35512,9 @@
       </w:rPr>
     </w:tblStylePr>
   </w:style>
-  <w:style w:type="table" w:styleId="332">
+  <w:style w:type="table" w:styleId="1371">
     <w:name w:val="Grid Table 6 Colorful - Accent 5"/>
-    <w:basedOn w:val="269"/>
+    <w:basedOn w:val="1308"/>
     <w:uiPriority w:val="99"/>
     <w:pPr>
       <w:spacing w:after="0" w:line="240" w:lineRule="auto"/>
@@ -34209,9 +35591,9 @@
       </w:rPr>
     </w:tblStylePr>
   </w:style>
-  <w:style w:type="table" w:styleId="333">
+  <w:style w:type="table" w:styleId="1372">
     <w:name w:val="Grid Table 6 Colorful - Accent 6"/>
-    <w:basedOn w:val="269"/>
+    <w:basedOn w:val="1308"/>
     <w:uiPriority w:val="99"/>
     <w:pPr>
       <w:spacing w:after="0" w:line="240" w:lineRule="auto"/>
@@ -34288,9 +35670,9 @@
       </w:rPr>
     </w:tblStylePr>
   </w:style>
-  <w:style w:type="table" w:styleId="334">
+  <w:style w:type="table" w:styleId="1373">
     <w:name w:val="Grid Table 7 Colorful"/>
-    <w:basedOn w:val="269"/>
+    <w:basedOn w:val="1308"/>
     <w:uiPriority w:val="99"/>
     <w:pPr>
       <w:spacing w:after="0" w:line="240" w:lineRule="auto"/>
@@ -34339,11 +35721,11 @@
         <w:jc w:val="right"/>
       </w:pPr>
       <w:tcPr>
-        <w:shd w:color="ffffff"/>
-        <w:tcBorders>
-          <w:top w:val="none"/>
-          <w:left w:val="none"/>
-          <w:bottom w:val="none"/>
+        <w:shd w:val="clear" w:color="ffffff"/>
+        <w:tcBorders>
+          <w:top w:val="none" w:color="000000" w:sz="4" w:space="0"/>
+          <w:left w:val="none" w:color="000000" w:sz="4" w:space="0"/>
+          <w:bottom w:val="none" w:color="000000" w:sz="4" w:space="0"/>
           <w:right w:val="single" w:color="000000" w:themeColor="text1" w:themeTint="80" w:sz="4" w:space="0"/>
         </w:tcBorders>
       </w:tcPr>
@@ -34358,10 +35740,10 @@
       <w:tcPr>
         <w:shd w:val="clear" w:color="ffffff" w:themeColor="light1" w:fill="ffffff" w:themeFill="light1"/>
         <w:tcBorders>
-          <w:top w:val="none"/>
-          <w:left w:val="none"/>
+          <w:top w:val="none" w:color="000000" w:sz="4" w:space="0"/>
+          <w:left w:val="none" w:color="000000" w:sz="4" w:space="0"/>
           <w:bottom w:val="single" w:color="000000" w:themeColor="text1" w:themeTint="80" w:sz="4" w:space="0"/>
-          <w:right w:val="none"/>
+          <w:right w:val="none" w:color="000000" w:sz="4" w:space="0"/>
         </w:tcBorders>
       </w:tcPr>
     </w:tblStylePr>
@@ -34373,12 +35755,12 @@
         <w:sz w:val="22"/>
       </w:rPr>
       <w:tcPr>
-        <w:shd w:color="ffffff"/>
-        <w:tcBorders>
-          <w:top w:val="none"/>
+        <w:shd w:val="clear" w:color="ffffff"/>
+        <w:tcBorders>
+          <w:top w:val="none" w:color="000000" w:sz="4" w:space="0"/>
           <w:left w:val="single" w:color="000000" w:themeColor="text1" w:themeTint="80" w:sz="4" w:space="0"/>
-          <w:bottom w:val="none"/>
-          <w:right w:val="none"/>
+          <w:bottom w:val="none" w:color="000000" w:sz="4" w:space="0"/>
+          <w:right w:val="none" w:color="000000" w:sz="4" w:space="0"/>
         </w:tcBorders>
       </w:tcPr>
     </w:tblStylePr>
@@ -34393,16 +35775,16 @@
         <w:shd w:val="clear" w:color="ffffff" w:themeColor="light1" w:fill="ffffff" w:themeFill="light1"/>
         <w:tcBorders>
           <w:top w:val="single" w:color="000000" w:themeColor="text1" w:themeTint="80" w:sz="4" w:space="0"/>
-          <w:left w:val="none"/>
-          <w:bottom w:val="none"/>
-          <w:right w:val="none"/>
+          <w:left w:val="none" w:color="000000" w:sz="4" w:space="0"/>
+          <w:bottom w:val="none" w:color="000000" w:sz="4" w:space="0"/>
+          <w:right w:val="none" w:color="000000" w:sz="4" w:space="0"/>
         </w:tcBorders>
       </w:tcPr>
     </w:tblStylePr>
   </w:style>
-  <w:style w:type="table" w:styleId="335">
+  <w:style w:type="table" w:styleId="1374">
     <w:name w:val="Grid Table 7 Colorful - Accent 1"/>
-    <w:basedOn w:val="269"/>
+    <w:basedOn w:val="1308"/>
     <w:uiPriority w:val="99"/>
     <w:pPr>
       <w:spacing w:after="0" w:line="240" w:lineRule="auto"/>
@@ -34451,11 +35833,11 @@
         <w:jc w:val="right"/>
       </w:pPr>
       <w:tcPr>
-        <w:shd w:color="ffffff"/>
-        <w:tcBorders>
-          <w:top w:val="none"/>
-          <w:left w:val="none"/>
-          <w:bottom w:val="none"/>
+        <w:shd w:val="clear" w:color="ffffff"/>
+        <w:tcBorders>
+          <w:top w:val="none" w:color="000000" w:sz="4" w:space="0"/>
+          <w:left w:val="none" w:color="000000" w:sz="4" w:space="0"/>
+          <w:bottom w:val="none" w:color="000000" w:sz="4" w:space="0"/>
           <w:right w:val="single" w:color="000000" w:themeColor="accent1" w:themeTint="80" w:sz="4" w:space="0"/>
         </w:tcBorders>
       </w:tcPr>
@@ -34470,10 +35852,10 @@
       <w:tcPr>
         <w:shd w:val="clear" w:color="ffffff" w:themeColor="light1" w:fill="ffffff" w:themeFill="light1"/>
         <w:tcBorders>
-          <w:top w:val="none"/>
-          <w:left w:val="none"/>
+          <w:top w:val="none" w:color="000000" w:sz="4" w:space="0"/>
+          <w:left w:val="none" w:color="000000" w:sz="4" w:space="0"/>
           <w:bottom w:val="single" w:color="000000" w:themeColor="accent1" w:themeTint="80" w:sz="4" w:space="0"/>
-          <w:right w:val="none"/>
+          <w:right w:val="none" w:color="000000" w:sz="4" w:space="0"/>
         </w:tcBorders>
       </w:tcPr>
     </w:tblStylePr>
@@ -34485,12 +35867,12 @@
         <w:sz w:val="22"/>
       </w:rPr>
       <w:tcPr>
-        <w:shd w:color="ffffff"/>
-        <w:tcBorders>
-          <w:top w:val="none"/>
+        <w:shd w:val="clear" w:color="ffffff"/>
+        <w:tcBorders>
+          <w:top w:val="none" w:color="000000" w:sz="4" w:space="0"/>
           <w:left w:val="single" w:color="000000" w:themeColor="accent1" w:themeTint="80" w:sz="4" w:space="0"/>
-          <w:bottom w:val="none"/>
-          <w:right w:val="none"/>
+          <w:bottom w:val="none" w:color="000000" w:sz="4" w:space="0"/>
+          <w:right w:val="none" w:color="000000" w:sz="4" w:space="0"/>
         </w:tcBorders>
       </w:tcPr>
     </w:tblStylePr>
@@ -34505,16 +35887,16 @@
         <w:shd w:val="clear" w:color="ffffff" w:themeColor="light1" w:fill="ffffff" w:themeFill="light1"/>
         <w:tcBorders>
           <w:top w:val="single" w:color="000000" w:themeColor="accent1" w:themeTint="80" w:sz="4" w:space="0"/>
-          <w:left w:val="none"/>
-          <w:bottom w:val="none"/>
-          <w:right w:val="none"/>
+          <w:left w:val="none" w:color="000000" w:sz="4" w:space="0"/>
+          <w:bottom w:val="none" w:color="000000" w:sz="4" w:space="0"/>
+          <w:right w:val="none" w:color="000000" w:sz="4" w:space="0"/>
         </w:tcBorders>
       </w:tcPr>
     </w:tblStylePr>
   </w:style>
-  <w:style w:type="table" w:styleId="336">
+  <w:style w:type="table" w:styleId="1375">
     <w:name w:val="Grid Table 7 Colorful - Accent 2"/>
-    <w:basedOn w:val="269"/>
+    <w:basedOn w:val="1308"/>
     <w:uiPriority w:val="99"/>
     <w:pPr>
       <w:spacing w:after="0" w:line="240" w:lineRule="auto"/>
@@ -34563,11 +35945,11 @@
         <w:jc w:val="right"/>
       </w:pPr>
       <w:tcPr>
-        <w:shd w:color="ffffff"/>
-        <w:tcBorders>
-          <w:top w:val="none"/>
-          <w:left w:val="none"/>
-          <w:bottom w:val="none"/>
+        <w:shd w:val="clear" w:color="ffffff"/>
+        <w:tcBorders>
+          <w:top w:val="none" w:color="000000" w:sz="4" w:space="0"/>
+          <w:left w:val="none" w:color="000000" w:sz="4" w:space="0"/>
+          <w:bottom w:val="none" w:color="000000" w:sz="4" w:space="0"/>
           <w:right w:val="single" w:color="000000" w:themeColor="accent2" w:themeTint="97" w:sz="4" w:space="0"/>
         </w:tcBorders>
       </w:tcPr>
@@ -34582,10 +35964,10 @@
       <w:tcPr>
         <w:shd w:val="clear" w:color="ffffff" w:themeColor="light1" w:fill="ffffff" w:themeFill="light1"/>
         <w:tcBorders>
-          <w:top w:val="none"/>
-          <w:left w:val="none"/>
+          <w:top w:val="none" w:color="000000" w:sz="4" w:space="0"/>
+          <w:left w:val="none" w:color="000000" w:sz="4" w:space="0"/>
           <w:bottom w:val="single" w:color="000000" w:themeColor="accent2" w:themeTint="97" w:sz="4" w:space="0"/>
-          <w:right w:val="none"/>
+          <w:right w:val="none" w:color="000000" w:sz="4" w:space="0"/>
         </w:tcBorders>
       </w:tcPr>
     </w:tblStylePr>
@@ -34597,12 +35979,12 @@
         <w:sz w:val="22"/>
       </w:rPr>
       <w:tcPr>
-        <w:shd w:color="ffffff"/>
-        <w:tcBorders>
-          <w:top w:val="none"/>
+        <w:shd w:val="clear" w:color="ffffff"/>
+        <w:tcBorders>
+          <w:top w:val="none" w:color="000000" w:sz="4" w:space="0"/>
           <w:left w:val="single" w:color="000000" w:themeColor="accent2" w:themeTint="97" w:sz="4" w:space="0"/>
-          <w:bottom w:val="none"/>
-          <w:right w:val="none"/>
+          <w:bottom w:val="none" w:color="000000" w:sz="4" w:space="0"/>
+          <w:right w:val="none" w:color="000000" w:sz="4" w:space="0"/>
         </w:tcBorders>
       </w:tcPr>
     </w:tblStylePr>
@@ -34617,16 +35999,16 @@
         <w:shd w:val="clear" w:color="ffffff" w:themeColor="light1" w:fill="ffffff" w:themeFill="light1"/>
         <w:tcBorders>
           <w:top w:val="single" w:color="000000" w:themeColor="accent2" w:themeTint="97" w:sz="4" w:space="0"/>
-          <w:left w:val="none"/>
-          <w:bottom w:val="none"/>
-          <w:right w:val="none"/>
+          <w:left w:val="none" w:color="000000" w:sz="4" w:space="0"/>
+          <w:bottom w:val="none" w:color="000000" w:sz="4" w:space="0"/>
+          <w:right w:val="none" w:color="000000" w:sz="4" w:space="0"/>
         </w:tcBorders>
       </w:tcPr>
     </w:tblStylePr>
   </w:style>
-  <w:style w:type="table" w:styleId="337">
+  <w:style w:type="table" w:styleId="1376">
     <w:name w:val="Grid Table 7 Colorful - Accent 3"/>
-    <w:basedOn w:val="269"/>
+    <w:basedOn w:val="1308"/>
     <w:uiPriority w:val="99"/>
     <w:pPr>
       <w:spacing w:after="0" w:line="240" w:lineRule="auto"/>
@@ -34675,11 +36057,11 @@
         <w:jc w:val="right"/>
       </w:pPr>
       <w:tcPr>
-        <w:shd w:color="ffffff"/>
-        <w:tcBorders>
-          <w:top w:val="none"/>
-          <w:left w:val="none"/>
-          <w:bottom w:val="none"/>
+        <w:shd w:val="clear" w:color="ffffff"/>
+        <w:tcBorders>
+          <w:top w:val="none" w:color="000000" w:sz="4" w:space="0"/>
+          <w:left w:val="none" w:color="000000" w:sz="4" w:space="0"/>
+          <w:bottom w:val="none" w:color="000000" w:sz="4" w:space="0"/>
           <w:right w:val="single" w:color="000000" w:themeColor="accent3" w:themeTint="FE" w:sz="4" w:space="0"/>
         </w:tcBorders>
       </w:tcPr>
@@ -34694,10 +36076,10 @@
       <w:tcPr>
         <w:shd w:val="clear" w:color="ffffff" w:themeColor="light1" w:fill="ffffff" w:themeFill="light1"/>
         <w:tcBorders>
-          <w:top w:val="none"/>
-          <w:left w:val="none"/>
+          <w:top w:val="none" w:color="000000" w:sz="4" w:space="0"/>
+          <w:left w:val="none" w:color="000000" w:sz="4" w:space="0"/>
           <w:bottom w:val="single" w:color="000000" w:themeColor="accent3" w:themeTint="FE" w:sz="4" w:space="0"/>
-          <w:right w:val="none"/>
+          <w:right w:val="none" w:color="000000" w:sz="4" w:space="0"/>
         </w:tcBorders>
       </w:tcPr>
     </w:tblStylePr>
@@ -34709,12 +36091,12 @@
         <w:sz w:val="22"/>
       </w:rPr>
       <w:tcPr>
-        <w:shd w:color="ffffff"/>
-        <w:tcBorders>
-          <w:top w:val="none"/>
+        <w:shd w:val="clear" w:color="ffffff"/>
+        <w:tcBorders>
+          <w:top w:val="none" w:color="000000" w:sz="4" w:space="0"/>
           <w:left w:val="single" w:color="000000" w:themeColor="accent3" w:themeTint="FE" w:sz="4" w:space="0"/>
-          <w:bottom w:val="none"/>
-          <w:right w:val="none"/>
+          <w:bottom w:val="none" w:color="000000" w:sz="4" w:space="0"/>
+          <w:right w:val="none" w:color="000000" w:sz="4" w:space="0"/>
         </w:tcBorders>
       </w:tcPr>
     </w:tblStylePr>
@@ -34729,16 +36111,16 @@
         <w:shd w:val="clear" w:color="ffffff" w:themeColor="light1" w:fill="ffffff" w:themeFill="light1"/>
         <w:tcBorders>
           <w:top w:val="single" w:color="000000" w:themeColor="accent3" w:themeTint="FE" w:sz="4" w:space="0"/>
-          <w:left w:val="none"/>
-          <w:bottom w:val="none"/>
-          <w:right w:val="none"/>
+          <w:left w:val="none" w:color="000000" w:sz="4" w:space="0"/>
+          <w:bottom w:val="none" w:color="000000" w:sz="4" w:space="0"/>
+          <w:right w:val="none" w:color="000000" w:sz="4" w:space="0"/>
         </w:tcBorders>
       </w:tcPr>
     </w:tblStylePr>
   </w:style>
-  <w:style w:type="table" w:styleId="338">
+  <w:style w:type="table" w:styleId="1377">
     <w:name w:val="Grid Table 7 Colorful - Accent 4"/>
-    <w:basedOn w:val="269"/>
+    <w:basedOn w:val="1308"/>
     <w:uiPriority w:val="99"/>
     <w:pPr>
       <w:spacing w:after="0" w:line="240" w:lineRule="auto"/>
@@ -34787,11 +36169,11 @@
         <w:jc w:val="right"/>
       </w:pPr>
       <w:tcPr>
-        <w:shd w:color="ffffff"/>
-        <w:tcBorders>
-          <w:top w:val="none"/>
-          <w:left w:val="none"/>
-          <w:bottom w:val="none"/>
+        <w:shd w:val="clear" w:color="ffffff"/>
+        <w:tcBorders>
+          <w:top w:val="none" w:color="000000" w:sz="4" w:space="0"/>
+          <w:left w:val="none" w:color="000000" w:sz="4" w:space="0"/>
+          <w:bottom w:val="none" w:color="000000" w:sz="4" w:space="0"/>
           <w:right w:val="single" w:color="000000" w:themeColor="accent4" w:themeTint="9A" w:sz="4" w:space="0"/>
         </w:tcBorders>
       </w:tcPr>
@@ -34806,10 +36188,10 @@
       <w:tcPr>
         <w:shd w:val="clear" w:color="ffffff" w:themeColor="light1" w:fill="ffffff" w:themeFill="light1"/>
         <w:tcBorders>
-          <w:top w:val="none"/>
-          <w:left w:val="none"/>
+          <w:top w:val="none" w:color="000000" w:sz="4" w:space="0"/>
+          <w:left w:val="none" w:color="000000" w:sz="4" w:space="0"/>
           <w:bottom w:val="single" w:color="000000" w:themeColor="accent4" w:themeTint="9A" w:sz="4" w:space="0"/>
-          <w:right w:val="none"/>
+          <w:right w:val="none" w:color="000000" w:sz="4" w:space="0"/>
         </w:tcBorders>
       </w:tcPr>
     </w:tblStylePr>
@@ -34821,12 +36203,12 @@
         <w:sz w:val="22"/>
       </w:rPr>
       <w:tcPr>
-        <w:shd w:color="ffffff"/>
-        <w:tcBorders>
-          <w:top w:val="none"/>
+        <w:shd w:val="clear" w:color="ffffff"/>
+        <w:tcBorders>
+          <w:top w:val="none" w:color="000000" w:sz="4" w:space="0"/>
           <w:left w:val="single" w:color="000000" w:themeColor="accent4" w:themeTint="9A" w:sz="4" w:space="0"/>
-          <w:bottom w:val="none"/>
-          <w:right w:val="none"/>
+          <w:bottom w:val="none" w:color="000000" w:sz="4" w:space="0"/>
+          <w:right w:val="none" w:color="000000" w:sz="4" w:space="0"/>
         </w:tcBorders>
       </w:tcPr>
     </w:tblStylePr>
@@ -34841,16 +36223,16 @@
         <w:shd w:val="clear" w:color="ffffff" w:themeColor="light1" w:fill="ffffff" w:themeFill="light1"/>
         <w:tcBorders>
           <w:top w:val="single" w:color="000000" w:themeColor="accent4" w:themeTint="9A" w:sz="4" w:space="0"/>
-          <w:left w:val="none"/>
-          <w:bottom w:val="none"/>
-          <w:right w:val="none"/>
+          <w:left w:val="none" w:color="000000" w:sz="4" w:space="0"/>
+          <w:bottom w:val="none" w:color="000000" w:sz="4" w:space="0"/>
+          <w:right w:val="none" w:color="000000" w:sz="4" w:space="0"/>
         </w:tcBorders>
       </w:tcPr>
     </w:tblStylePr>
   </w:style>
-  <w:style w:type="table" w:styleId="339">
+  <w:style w:type="table" w:styleId="1378">
     <w:name w:val="Grid Table 7 Colorful - Accent 5"/>
-    <w:basedOn w:val="269"/>
+    <w:basedOn w:val="1308"/>
     <w:uiPriority w:val="99"/>
     <w:pPr>
       <w:spacing w:after="0" w:line="240" w:lineRule="auto"/>
@@ -34899,11 +36281,11 @@
         <w:jc w:val="right"/>
       </w:pPr>
       <w:tcPr>
-        <w:shd w:color="ffffff"/>
-        <w:tcBorders>
-          <w:top w:val="none"/>
-          <w:left w:val="none"/>
-          <w:bottom w:val="none"/>
+        <w:shd w:val="clear" w:color="ffffff"/>
+        <w:tcBorders>
+          <w:top w:val="none" w:color="000000" w:sz="4" w:space="0"/>
+          <w:left w:val="none" w:color="000000" w:sz="4" w:space="0"/>
+          <w:bottom w:val="none" w:color="000000" w:sz="4" w:space="0"/>
           <w:right w:val="single" w:color="000000" w:themeColor="accent5" w:themeTint="90" w:sz="4" w:space="0"/>
         </w:tcBorders>
       </w:tcPr>
@@ -34918,10 +36300,10 @@
       <w:tcPr>
         <w:shd w:val="clear" w:color="ffffff" w:themeColor="light1" w:fill="ffffff" w:themeFill="light1"/>
         <w:tcBorders>
-          <w:top w:val="none"/>
-          <w:left w:val="none"/>
+          <w:top w:val="none" w:color="000000" w:sz="4" w:space="0"/>
+          <w:left w:val="none" w:color="000000" w:sz="4" w:space="0"/>
           <w:bottom w:val="single" w:color="000000" w:themeColor="accent5" w:themeTint="90" w:sz="4" w:space="0"/>
-          <w:right w:val="none"/>
+          <w:right w:val="none" w:color="000000" w:sz="4" w:space="0"/>
         </w:tcBorders>
       </w:tcPr>
     </w:tblStylePr>
@@ -34933,12 +36315,12 @@
         <w:sz w:val="22"/>
       </w:rPr>
       <w:tcPr>
-        <w:shd w:color="ffffff"/>
-        <w:tcBorders>
-          <w:top w:val="none"/>
+        <w:shd w:val="clear" w:color="ffffff"/>
+        <w:tcBorders>
+          <w:top w:val="none" w:color="000000" w:sz="4" w:space="0"/>
           <w:left w:val="single" w:color="000000" w:themeColor="accent5" w:themeTint="90" w:sz="4" w:space="0"/>
-          <w:bottom w:val="none"/>
-          <w:right w:val="none"/>
+          <w:bottom w:val="none" w:color="000000" w:sz="4" w:space="0"/>
+          <w:right w:val="none" w:color="000000" w:sz="4" w:space="0"/>
         </w:tcBorders>
       </w:tcPr>
     </w:tblStylePr>
@@ -34953,16 +36335,16 @@
         <w:shd w:val="clear" w:color="ffffff" w:themeColor="light1" w:fill="ffffff" w:themeFill="light1"/>
         <w:tcBorders>
           <w:top w:val="single" w:color="000000" w:themeColor="accent5" w:themeTint="90" w:sz="4" w:space="0"/>
-          <w:left w:val="none"/>
-          <w:bottom w:val="none"/>
-          <w:right w:val="none"/>
+          <w:left w:val="none" w:color="000000" w:sz="4" w:space="0"/>
+          <w:bottom w:val="none" w:color="000000" w:sz="4" w:space="0"/>
+          <w:right w:val="none" w:color="000000" w:sz="4" w:space="0"/>
         </w:tcBorders>
       </w:tcPr>
     </w:tblStylePr>
   </w:style>
-  <w:style w:type="table" w:styleId="340">
+  <w:style w:type="table" w:styleId="1379">
     <w:name w:val="Grid Table 7 Colorful - Accent 6"/>
-    <w:basedOn w:val="269"/>
+    <w:basedOn w:val="1308"/>
     <w:uiPriority w:val="99"/>
     <w:pPr>
       <w:spacing w:after="0" w:line="240" w:lineRule="auto"/>
@@ -35011,11 +36393,11 @@
         <w:jc w:val="right"/>
       </w:pPr>
       <w:tcPr>
-        <w:shd w:color="ffffff"/>
-        <w:tcBorders>
-          <w:top w:val="none"/>
-          <w:left w:val="none"/>
-          <w:bottom w:val="none"/>
+        <w:shd w:val="clear" w:color="ffffff"/>
+        <w:tcBorders>
+          <w:top w:val="none" w:color="000000" w:sz="4" w:space="0"/>
+          <w:left w:val="none" w:color="000000" w:sz="4" w:space="0"/>
+          <w:bottom w:val="none" w:color="000000" w:sz="4" w:space="0"/>
           <w:right w:val="single" w:color="000000" w:themeColor="accent6" w:themeTint="90" w:sz="4" w:space="0"/>
         </w:tcBorders>
       </w:tcPr>
@@ -35030,10 +36412,10 @@
       <w:tcPr>
         <w:shd w:val="clear" w:color="ffffff" w:themeColor="light1" w:fill="ffffff" w:themeFill="light1"/>
         <w:tcBorders>
-          <w:top w:val="none"/>
-          <w:left w:val="none"/>
+          <w:top w:val="none" w:color="000000" w:sz="4" w:space="0"/>
+          <w:left w:val="none" w:color="000000" w:sz="4" w:space="0"/>
           <w:bottom w:val="single" w:color="000000" w:themeColor="accent6" w:themeTint="90" w:sz="4" w:space="0"/>
-          <w:right w:val="none"/>
+          <w:right w:val="none" w:color="000000" w:sz="4" w:space="0"/>
         </w:tcBorders>
       </w:tcPr>
     </w:tblStylePr>
@@ -35045,12 +36427,12 @@
         <w:sz w:val="22"/>
       </w:rPr>
       <w:tcPr>
-        <w:shd w:color="ffffff"/>
-        <w:tcBorders>
-          <w:top w:val="none"/>
+        <w:shd w:val="clear" w:color="ffffff"/>
+        <w:tcBorders>
+          <w:top w:val="none" w:color="000000" w:sz="4" w:space="0"/>
           <w:left w:val="single" w:color="000000" w:themeColor="accent6" w:themeTint="90" w:sz="4" w:space="0"/>
-          <w:bottom w:val="none"/>
-          <w:right w:val="none"/>
+          <w:bottom w:val="none" w:color="000000" w:sz="4" w:space="0"/>
+          <w:right w:val="none" w:color="000000" w:sz="4" w:space="0"/>
         </w:tcBorders>
       </w:tcPr>
     </w:tblStylePr>
@@ -35065,16 +36447,16 @@
         <w:shd w:val="clear" w:color="ffffff" w:themeColor="light1" w:fill="ffffff" w:themeFill="light1"/>
         <w:tcBorders>
           <w:top w:val="single" w:color="000000" w:themeColor="accent6" w:themeTint="90" w:sz="4" w:space="0"/>
-          <w:left w:val="none"/>
-          <w:bottom w:val="none"/>
-          <w:right w:val="none"/>
+          <w:left w:val="none" w:color="000000" w:sz="4" w:space="0"/>
+          <w:bottom w:val="none" w:color="000000" w:sz="4" w:space="0"/>
+          <w:right w:val="none" w:color="000000" w:sz="4" w:space="0"/>
         </w:tcBorders>
       </w:tcPr>
     </w:tblStylePr>
   </w:style>
-  <w:style w:type="table" w:styleId="341">
+  <w:style w:type="table" w:styleId="1380">
     <w:name w:val="List Table 1 Light"/>
-    <w:basedOn w:val="269"/>
+    <w:basedOn w:val="1308"/>
     <w:uiPriority w:val="99"/>
     <w:pPr>
       <w:spacing w:after="0" w:line="240" w:lineRule="auto"/>
@@ -35135,9 +36517,9 @@
       </w:tcPr>
     </w:tblStylePr>
   </w:style>
-  <w:style w:type="table" w:styleId="342">
+  <w:style w:type="table" w:styleId="1381">
     <w:name w:val="List Table 1 Light - Accent 1"/>
-    <w:basedOn w:val="269"/>
+    <w:basedOn w:val="1308"/>
     <w:uiPriority w:val="99"/>
     <w:pPr>
       <w:spacing w:after="0" w:line="240" w:lineRule="auto"/>
@@ -35198,9 +36580,9 @@
       </w:tcPr>
     </w:tblStylePr>
   </w:style>
-  <w:style w:type="table" w:styleId="343">
+  <w:style w:type="table" w:styleId="1382">
     <w:name w:val="List Table 1 Light - Accent 2"/>
-    <w:basedOn w:val="269"/>
+    <w:basedOn w:val="1308"/>
     <w:uiPriority w:val="99"/>
     <w:pPr>
       <w:spacing w:after="0" w:line="240" w:lineRule="auto"/>
@@ -35261,9 +36643,9 @@
       </w:tcPr>
     </w:tblStylePr>
   </w:style>
-  <w:style w:type="table" w:styleId="344">
+  <w:style w:type="table" w:styleId="1383">
     <w:name w:val="List Table 1 Light - Accent 3"/>
-    <w:basedOn w:val="269"/>
+    <w:basedOn w:val="1308"/>
     <w:uiPriority w:val="99"/>
     <w:pPr>
       <w:spacing w:after="0" w:line="240" w:lineRule="auto"/>
@@ -35324,9 +36706,9 @@
       </w:tcPr>
     </w:tblStylePr>
   </w:style>
-  <w:style w:type="table" w:styleId="345">
+  <w:style w:type="table" w:styleId="1384">
     <w:name w:val="List Table 1 Light - Accent 4"/>
-    <w:basedOn w:val="269"/>
+    <w:basedOn w:val="1308"/>
     <w:uiPriority w:val="99"/>
     <w:pPr>
       <w:spacing w:after="0" w:line="240" w:lineRule="auto"/>
@@ -35387,9 +36769,9 @@
       </w:tcPr>
     </w:tblStylePr>
   </w:style>
-  <w:style w:type="table" w:styleId="346">
+  <w:style w:type="table" w:styleId="1385">
     <w:name w:val="List Table 1 Light - Accent 5"/>
-    <w:basedOn w:val="269"/>
+    <w:basedOn w:val="1308"/>
     <w:uiPriority w:val="99"/>
     <w:pPr>
       <w:spacing w:after="0" w:line="240" w:lineRule="auto"/>
@@ -35450,9 +36832,9 @@
       </w:tcPr>
     </w:tblStylePr>
   </w:style>
-  <w:style w:type="table" w:styleId="347">
+  <w:style w:type="table" w:styleId="1386">
     <w:name w:val="List Table 1 Light - Accent 6"/>
-    <w:basedOn w:val="269"/>
+    <w:basedOn w:val="1308"/>
     <w:uiPriority w:val="99"/>
     <w:pPr>
       <w:spacing w:after="0" w:line="240" w:lineRule="auto"/>
@@ -35513,9 +36895,9 @@
       </w:tcPr>
     </w:tblStylePr>
   </w:style>
-  <w:style w:type="table" w:styleId="348">
+  <w:style w:type="table" w:styleId="1387">
     <w:name w:val="List Table 2"/>
-    <w:basedOn w:val="269"/>
+    <w:basedOn w:val="1308"/>
     <w:uiPriority w:val="99"/>
     <w:pPr>
       <w:spacing w:after="0" w:line="240" w:lineRule="auto"/>
@@ -35599,9 +36981,9 @@
       </w:tcPr>
     </w:tblStylePr>
   </w:style>
-  <w:style w:type="table" w:styleId="349">
+  <w:style w:type="table" w:styleId="1388">
     <w:name w:val="List Table 2 - Accent 1"/>
-    <w:basedOn w:val="269"/>
+    <w:basedOn w:val="1308"/>
     <w:uiPriority w:val="99"/>
     <w:pPr>
       <w:spacing w:after="0" w:line="240" w:lineRule="auto"/>
@@ -35685,9 +37067,9 @@
       </w:tcPr>
     </w:tblStylePr>
   </w:style>
-  <w:style w:type="table" w:styleId="350">
+  <w:style w:type="table" w:styleId="1389">
     <w:name w:val="List Table 2 - Accent 2"/>
-    <w:basedOn w:val="269"/>
+    <w:basedOn w:val="1308"/>
     <w:uiPriority w:val="99"/>
     <w:pPr>
       <w:spacing w:after="0" w:line="240" w:lineRule="auto"/>
@@ -35771,9 +37153,9 @@
       </w:tcPr>
     </w:tblStylePr>
   </w:style>
-  <w:style w:type="table" w:styleId="351">
+  <w:style w:type="table" w:styleId="1390">
     <w:name w:val="List Table 2 - Accent 3"/>
-    <w:basedOn w:val="269"/>
+    <w:basedOn w:val="1308"/>
     <w:uiPriority w:val="99"/>
     <w:pPr>
       <w:spacing w:after="0" w:line="240" w:lineRule="auto"/>
@@ -35857,9 +37239,9 @@
       </w:tcPr>
     </w:tblStylePr>
   </w:style>
-  <w:style w:type="table" w:styleId="352">
+  <w:style w:type="table" w:styleId="1391">
     <w:name w:val="List Table 2 - Accent 4"/>
-    <w:basedOn w:val="269"/>
+    <w:basedOn w:val="1308"/>
     <w:uiPriority w:val="99"/>
     <w:pPr>
       <w:spacing w:after="0" w:line="240" w:lineRule="auto"/>
@@ -35943,9 +37325,9 @@
       </w:tcPr>
     </w:tblStylePr>
   </w:style>
-  <w:style w:type="table" w:styleId="353">
+  <w:style w:type="table" w:styleId="1392">
     <w:name w:val="List Table 2 - Accent 5"/>
-    <w:basedOn w:val="269"/>
+    <w:basedOn w:val="1308"/>
     <w:uiPriority w:val="99"/>
     <w:pPr>
       <w:spacing w:after="0" w:line="240" w:lineRule="auto"/>
@@ -36029,9 +37411,9 @@
       </w:tcPr>
     </w:tblStylePr>
   </w:style>
-  <w:style w:type="table" w:styleId="354">
+  <w:style w:type="table" w:styleId="1393">
     <w:name w:val="List Table 2 - Accent 6"/>
-    <w:basedOn w:val="269"/>
+    <w:basedOn w:val="1308"/>
     <w:uiPriority w:val="99"/>
     <w:pPr>
       <w:spacing w:after="0" w:line="240" w:lineRule="auto"/>
@@ -36115,9 +37497,9 @@
       </w:tcPr>
     </w:tblStylePr>
   </w:style>
-  <w:style w:type="table" w:styleId="355">
+  <w:style w:type="table" w:styleId="1394">
     <w:name w:val="List Table 3"/>
-    <w:basedOn w:val="269"/>
+    <w:basedOn w:val="1308"/>
     <w:uiPriority w:val="99"/>
     <w:pPr>
       <w:spacing w:after="0" w:line="240" w:lineRule="auto"/>
@@ -36189,9 +37571,9 @@
       </w:rPr>
     </w:tblStylePr>
   </w:style>
-  <w:style w:type="table" w:styleId="356">
+  <w:style w:type="table" w:styleId="1395">
     <w:name w:val="List Table 3 - Accent 1"/>
-    <w:basedOn w:val="269"/>
+    <w:basedOn w:val="1308"/>
     <w:uiPriority w:val="99"/>
     <w:pPr>
       <w:spacing w:after="0" w:line="240" w:lineRule="auto"/>
@@ -36263,9 +37645,9 @@
       </w:rPr>
     </w:tblStylePr>
   </w:style>
-  <w:style w:type="table" w:styleId="357">
+  <w:style w:type="table" w:styleId="1396">
     <w:name w:val="List Table 3 - Accent 2"/>
-    <w:basedOn w:val="269"/>
+    <w:basedOn w:val="1308"/>
     <w:uiPriority w:val="99"/>
     <w:pPr>
       <w:spacing w:after="0" w:line="240" w:lineRule="auto"/>
@@ -36337,9 +37719,9 @@
       </w:rPr>
     </w:tblStylePr>
   </w:style>
-  <w:style w:type="table" w:styleId="358">
+  <w:style w:type="table" w:styleId="1397">
     <w:name w:val="List Table 3 - Accent 3"/>
-    <w:basedOn w:val="269"/>
+    <w:basedOn w:val="1308"/>
     <w:uiPriority w:val="99"/>
     <w:pPr>
       <w:spacing w:after="0" w:line="240" w:lineRule="auto"/>
@@ -36411,9 +37793,9 @@
       </w:rPr>
     </w:tblStylePr>
   </w:style>
-  <w:style w:type="table" w:styleId="359">
+  <w:style w:type="table" w:styleId="1398">
     <w:name w:val="List Table 3 - Accent 4"/>
-    <w:basedOn w:val="269"/>
+    <w:basedOn w:val="1308"/>
     <w:uiPriority w:val="99"/>
     <w:pPr>
       <w:spacing w:after="0" w:line="240" w:lineRule="auto"/>
@@ -36485,9 +37867,9 @@
       </w:rPr>
     </w:tblStylePr>
   </w:style>
-  <w:style w:type="table" w:styleId="360">
+  <w:style w:type="table" w:styleId="1399">
     <w:name w:val="List Table 3 - Accent 5"/>
-    <w:basedOn w:val="269"/>
+    <w:basedOn w:val="1308"/>
     <w:uiPriority w:val="99"/>
     <w:pPr>
       <w:spacing w:after="0" w:line="240" w:lineRule="auto"/>
@@ -36559,9 +37941,9 @@
       </w:rPr>
     </w:tblStylePr>
   </w:style>
-  <w:style w:type="table" w:styleId="361">
+  <w:style w:type="table" w:styleId="1400">
     <w:name w:val="List Table 3 - Accent 6"/>
-    <w:basedOn w:val="269"/>
+    <w:basedOn w:val="1308"/>
     <w:uiPriority w:val="99"/>
     <w:pPr>
       <w:spacing w:after="0" w:line="240" w:lineRule="auto"/>
@@ -36633,9 +38015,9 @@
       </w:rPr>
     </w:tblStylePr>
   </w:style>
-  <w:style w:type="table" w:styleId="362">
+  <w:style w:type="table" w:styleId="1401">
     <w:name w:val="List Table 4"/>
-    <w:basedOn w:val="269"/>
+    <w:basedOn w:val="1308"/>
     <w:uiPriority w:val="99"/>
     <w:pPr>
       <w:spacing w:after="0" w:line="240" w:lineRule="auto"/>
@@ -36702,9 +38084,9 @@
       </w:rPr>
     </w:tblStylePr>
   </w:style>
-  <w:style w:type="table" w:styleId="363">
+  <w:style w:type="table" w:styleId="1402">
     <w:name w:val="List Table 4 - Accent 1"/>
-    <w:basedOn w:val="269"/>
+    <w:basedOn w:val="1308"/>
     <w:uiPriority w:val="99"/>
     <w:pPr>
       <w:spacing w:after="0" w:line="240" w:lineRule="auto"/>
@@ -36771,9 +38153,9 @@
       </w:rPr>
     </w:tblStylePr>
   </w:style>
-  <w:style w:type="table" w:styleId="364">
+  <w:style w:type="table" w:styleId="1403">
     <w:name w:val="List Table 4 - Accent 2"/>
-    <w:basedOn w:val="269"/>
+    <w:basedOn w:val="1308"/>
     <w:uiPriority w:val="99"/>
     <w:pPr>
       <w:spacing w:after="0" w:line="240" w:lineRule="auto"/>
@@ -36840,9 +38222,9 @@
       </w:rPr>
     </w:tblStylePr>
   </w:style>
-  <w:style w:type="table" w:styleId="365">
+  <w:style w:type="table" w:styleId="1404">
     <w:name w:val="List Table 4 - Accent 3"/>
-    <w:basedOn w:val="269"/>
+    <w:basedOn w:val="1308"/>
     <w:uiPriority w:val="99"/>
     <w:pPr>
       <w:spacing w:after="0" w:line="240" w:lineRule="auto"/>
@@ -36909,9 +38291,9 @@
       </w:rPr>
     </w:tblStylePr>
   </w:style>
-  <w:style w:type="table" w:styleId="366">
+  <w:style w:type="table" w:styleId="1405">
     <w:name w:val="List Table 4 - Accent 4"/>
-    <w:basedOn w:val="269"/>
+    <w:basedOn w:val="1308"/>
     <w:uiPriority w:val="99"/>
     <w:pPr>
       <w:spacing w:after="0" w:line="240" w:lineRule="auto"/>
@@ -36978,9 +38360,9 @@
       </w:rPr>
     </w:tblStylePr>
   </w:style>
-  <w:style w:type="table" w:styleId="367">
+  <w:style w:type="table" w:styleId="1406">
     <w:name w:val="List Table 4 - Accent 5"/>
-    <w:basedOn w:val="269"/>
+    <w:basedOn w:val="1308"/>
     <w:uiPriority w:val="99"/>
     <w:pPr>
       <w:spacing w:after="0" w:line="240" w:lineRule="auto"/>
@@ -37047,9 +38429,9 @@
       </w:rPr>
     </w:tblStylePr>
   </w:style>
-  <w:style w:type="table" w:styleId="368">
+  <w:style w:type="table" w:styleId="1407">
     <w:name w:val="List Table 4 - Accent 6"/>
-    <w:basedOn w:val="269"/>
+    <w:basedOn w:val="1308"/>
     <w:uiPriority w:val="99"/>
     <w:pPr>
       <w:spacing w:after="0" w:line="240" w:lineRule="auto"/>
@@ -37116,9 +38498,9 @@
       </w:rPr>
     </w:tblStylePr>
   </w:style>
-  <w:style w:type="table" w:styleId="369">
+  <w:style w:type="table" w:styleId="1408">
     <w:name w:val="List Table 5 Dark"/>
-    <w:basedOn w:val="269"/>
+    <w:basedOn w:val="1308"/>
     <w:uiPriority w:val="99"/>
     <w:pPr>
       <w:spacing w:after="0" w:line="240" w:lineRule="auto"/>
@@ -37223,9 +38605,9 @@
       </w:rPr>
     </w:tblStylePr>
   </w:style>
-  <w:style w:type="table" w:styleId="370">
+  <w:style w:type="table" w:styleId="1409">
     <w:name w:val="List Table 5 Dark - Accent 1"/>
-    <w:basedOn w:val="269"/>
+    <w:basedOn w:val="1308"/>
     <w:uiPriority w:val="99"/>
     <w:pPr>
       <w:spacing w:after="0" w:line="240" w:lineRule="auto"/>
@@ -37330,9 +38712,9 @@
       </w:rPr>
     </w:tblStylePr>
   </w:style>
-  <w:style w:type="table" w:styleId="371">
+  <w:style w:type="table" w:styleId="1410">
     <w:name w:val="List Table 5 Dark - Accent 2"/>
-    <w:basedOn w:val="269"/>
+    <w:basedOn w:val="1308"/>
     <w:uiPriority w:val="99"/>
     <w:pPr>
       <w:spacing w:after="0" w:line="240" w:lineRule="auto"/>
@@ -37437,9 +38819,9 @@
       </w:rPr>
     </w:tblStylePr>
   </w:style>
-  <w:style w:type="table" w:styleId="372">
+  <w:style w:type="table" w:styleId="1411">
     <w:name w:val="List Table 5 Dark - Accent 3"/>
-    <w:basedOn w:val="269"/>
+    <w:basedOn w:val="1308"/>
     <w:uiPriority w:val="99"/>
     <w:pPr>
       <w:spacing w:after="0" w:line="240" w:lineRule="auto"/>
@@ -37544,9 +38926,9 @@
       </w:rPr>
     </w:tblStylePr>
   </w:style>
-  <w:style w:type="table" w:styleId="373">
+  <w:style w:type="table" w:styleId="1412">
     <w:name w:val="List Table 5 Dark - Accent 4"/>
-    <w:basedOn w:val="269"/>
+    <w:basedOn w:val="1308"/>
     <w:uiPriority w:val="99"/>
     <w:pPr>
       <w:spacing w:after="0" w:line="240" w:lineRule="auto"/>
@@ -37651,9 +39033,9 @@
       </w:rPr>
     </w:tblStylePr>
   </w:style>
-  <w:style w:type="table" w:styleId="374">
+  <w:style w:type="table" w:styleId="1413">
     <w:name w:val="List Table 5 Dark - Accent 5"/>
-    <w:basedOn w:val="269"/>
+    <w:basedOn w:val="1308"/>
     <w:uiPriority w:val="99"/>
     <w:pPr>
       <w:spacing w:after="0" w:line="240" w:lineRule="auto"/>
@@ -37758,9 +39140,9 @@
       </w:rPr>
     </w:tblStylePr>
   </w:style>
-  <w:style w:type="table" w:styleId="375">
+  <w:style w:type="table" w:styleId="1414">
     <w:name w:val="List Table 5 Dark - Accent 6"/>
-    <w:basedOn w:val="269"/>
+    <w:basedOn w:val="1308"/>
     <w:uiPriority w:val="99"/>
     <w:pPr>
       <w:spacing w:after="0" w:line="240" w:lineRule="auto"/>
@@ -37865,9 +39247,9 @@
       </w:rPr>
     </w:tblStylePr>
   </w:style>
-  <w:style w:type="table" w:styleId="376">
+  <w:style w:type="table" w:styleId="1415">
     <w:name w:val="List Table 6 Colorful"/>
-    <w:basedOn w:val="269"/>
+    <w:basedOn w:val="1308"/>
     <w:uiPriority w:val="99"/>
     <w:pPr>
       <w:spacing w:after="0" w:line="240" w:lineRule="auto"/>
@@ -37938,9 +39320,9 @@
       </w:tcPr>
     </w:tblStylePr>
   </w:style>
-  <w:style w:type="table" w:styleId="377">
+  <w:style w:type="table" w:styleId="1416">
     <w:name w:val="List Table 6 Colorful - Accent 1"/>
-    <w:basedOn w:val="269"/>
+    <w:basedOn w:val="1308"/>
     <w:uiPriority w:val="99"/>
     <w:pPr>
       <w:spacing w:after="0" w:line="240" w:lineRule="auto"/>
@@ -38011,9 +39393,9 @@
       </w:tcPr>
     </w:tblStylePr>
   </w:style>
-  <w:style w:type="table" w:styleId="378">
+  <w:style w:type="table" w:styleId="1417">
     <w:name w:val="List Table 6 Colorful - Accent 2"/>
-    <w:basedOn w:val="269"/>
+    <w:basedOn w:val="1308"/>
     <w:uiPriority w:val="99"/>
     <w:pPr>
       <w:spacing w:after="0" w:line="240" w:lineRule="auto"/>
@@ -38084,9 +39466,9 @@
       </w:tcPr>
     </w:tblStylePr>
   </w:style>
-  <w:style w:type="table" w:styleId="379">
+  <w:style w:type="table" w:styleId="1418">
     <w:name w:val="List Table 6 Colorful - Accent 3"/>
-    <w:basedOn w:val="269"/>
+    <w:basedOn w:val="1308"/>
     <w:uiPriority w:val="99"/>
     <w:pPr>
       <w:spacing w:after="0" w:line="240" w:lineRule="auto"/>
@@ -38157,9 +39539,9 @@
       </w:tcPr>
     </w:tblStylePr>
   </w:style>
-  <w:style w:type="table" w:styleId="380">
+  <w:style w:type="table" w:styleId="1419">
     <w:name w:val="List Table 6 Colorful - Accent 4"/>
-    <w:basedOn w:val="269"/>
+    <w:basedOn w:val="1308"/>
     <w:uiPriority w:val="99"/>
     <w:pPr>
       <w:spacing w:after="0" w:line="240" w:lineRule="auto"/>
@@ -38230,9 +39612,9 @@
       </w:tcPr>
     </w:tblStylePr>
   </w:style>
-  <w:style w:type="table" w:styleId="381">
+  <w:style w:type="table" w:styleId="1420">
     <w:name w:val="List Table 6 Colorful - Accent 5"/>
-    <w:basedOn w:val="269"/>
+    <w:basedOn w:val="1308"/>
     <w:uiPriority w:val="99"/>
     <w:pPr>
       <w:spacing w:after="0" w:line="240" w:lineRule="auto"/>
@@ -38303,9 +39685,9 @@
       </w:tcPr>
     </w:tblStylePr>
   </w:style>
-  <w:style w:type="table" w:styleId="382">
+  <w:style w:type="table" w:styleId="1421">
     <w:name w:val="List Table 6 Colorful - Accent 6"/>
-    <w:basedOn w:val="269"/>
+    <w:basedOn w:val="1308"/>
     <w:uiPriority w:val="99"/>
     <w:pPr>
       <w:spacing w:after="0" w:line="240" w:lineRule="auto"/>
@@ -38376,9 +39758,9 @@
       </w:tcPr>
     </w:tblStylePr>
   </w:style>
-  <w:style w:type="table" w:styleId="383">
+  <w:style w:type="table" w:styleId="1422">
     <w:name w:val="List Table 7 Colorful"/>
-    <w:basedOn w:val="269"/>
+    <w:basedOn w:val="1308"/>
     <w:uiPriority w:val="99"/>
     <w:pPr>
       <w:spacing w:after="0" w:line="240" w:lineRule="auto"/>
@@ -38424,11 +39806,11 @@
         <w:jc w:val="right"/>
       </w:pPr>
       <w:tcPr>
-        <w:shd w:color="ffffff"/>
-        <w:tcBorders>
-          <w:top w:val="none"/>
-          <w:left w:val="none"/>
-          <w:bottom w:val="none"/>
+        <w:shd w:val="clear" w:color="ffffff"/>
+        <w:tcBorders>
+          <w:top w:val="none" w:color="000000" w:sz="4" w:space="0"/>
+          <w:left w:val="none" w:color="000000" w:sz="4" w:space="0"/>
+          <w:bottom w:val="none" w:color="000000" w:sz="4" w:space="0"/>
           <w:right w:val="single" w:color="000000" w:themeColor="text1" w:themeTint="80" w:sz="4" w:space="0"/>
         </w:tcBorders>
       </w:tcPr>
@@ -38443,10 +39825,10 @@
       <w:tcPr>
         <w:shd w:val="clear" w:color="ffffff" w:themeColor="light1" w:fill="ffffff" w:themeFill="light1"/>
         <w:tcBorders>
-          <w:top w:val="none"/>
-          <w:left w:val="none"/>
+          <w:top w:val="none" w:color="000000" w:sz="4" w:space="0"/>
+          <w:left w:val="none" w:color="000000" w:sz="4" w:space="0"/>
           <w:bottom w:val="single" w:color="000000" w:themeColor="text1" w:themeTint="80" w:sz="4" w:space="0"/>
-          <w:right w:val="none"/>
+          <w:right w:val="none" w:color="000000" w:sz="4" w:space="0"/>
         </w:tcBorders>
       </w:tcPr>
     </w:tblStylePr>
@@ -38458,12 +39840,12 @@
         <w:sz w:val="22"/>
       </w:rPr>
       <w:tcPr>
-        <w:shd w:color="ffffff"/>
-        <w:tcBorders>
-          <w:top w:val="none"/>
+        <w:shd w:val="clear" w:color="ffffff"/>
+        <w:tcBorders>
+          <w:top w:val="none" w:color="000000" w:sz="4" w:space="0"/>
           <w:left w:val="single" w:color="000000" w:themeColor="text1" w:themeTint="80" w:sz="4" w:space="0"/>
-          <w:bottom w:val="none"/>
-          <w:right w:val="none"/>
+          <w:bottom w:val="none" w:color="000000" w:sz="4" w:space="0"/>
+          <w:right w:val="none" w:color="000000" w:sz="4" w:space="0"/>
         </w:tcBorders>
       </w:tcPr>
     </w:tblStylePr>
@@ -38478,9 +39860,9 @@
         <w:shd w:val="clear" w:color="ffffff" w:themeColor="light1" w:fill="ffffff" w:themeFill="light1"/>
         <w:tcBorders>
           <w:top w:val="single" w:color="000000" w:themeColor="text1" w:themeTint="80" w:sz="4" w:space="0"/>
-          <w:left w:val="none"/>
-          <w:bottom w:val="none"/>
-          <w:right w:val="none"/>
+          <w:left w:val="none" w:color="000000" w:sz="4" w:space="0"/>
+          <w:bottom w:val="none" w:color="000000" w:sz="4" w:space="0"/>
+          <w:right w:val="none" w:color="000000" w:sz="4" w:space="0"/>
         </w:tcBorders>
       </w:tcPr>
     </w:tblStylePr>
@@ -38492,9 +39874,9 @@
       </w:rPr>
     </w:tblStylePr>
   </w:style>
-  <w:style w:type="table" w:styleId="384">
+  <w:style w:type="table" w:styleId="1423">
     <w:name w:val="List Table 7 Colorful - Accent 1"/>
-    <w:basedOn w:val="269"/>
+    <w:basedOn w:val="1308"/>
     <w:uiPriority w:val="99"/>
     <w:pPr>
       <w:spacing w:after="0" w:line="240" w:lineRule="auto"/>
@@ -38540,11 +39922,11 @@
         <w:jc w:val="right"/>
       </w:pPr>
       <w:tcPr>
-        <w:shd w:color="ffffff"/>
-        <w:tcBorders>
-          <w:top w:val="none"/>
-          <w:left w:val="none"/>
-          <w:bottom w:val="none"/>
+        <w:shd w:val="clear" w:color="ffffff"/>
+        <w:tcBorders>
+          <w:top w:val="none" w:color="000000" w:sz="4" w:space="0"/>
+          <w:left w:val="none" w:color="000000" w:sz="4" w:space="0"/>
+          <w:bottom w:val="none" w:color="000000" w:sz="4" w:space="0"/>
           <w:right w:val="single" w:color="000000" w:themeColor="accent1" w:sz="4" w:space="0"/>
         </w:tcBorders>
       </w:tcPr>
@@ -38559,10 +39941,10 @@
       <w:tcPr>
         <w:shd w:val="clear" w:color="ffffff" w:themeColor="light1" w:fill="ffffff" w:themeFill="light1"/>
         <w:tcBorders>
-          <w:top w:val="none"/>
-          <w:left w:val="none"/>
+          <w:top w:val="none" w:color="000000" w:sz="4" w:space="0"/>
+          <w:left w:val="none" w:color="000000" w:sz="4" w:space="0"/>
           <w:bottom w:val="single" w:color="000000" w:themeColor="accent1" w:sz="4" w:space="0"/>
-          <w:right w:val="none"/>
+          <w:right w:val="none" w:color="000000" w:sz="4" w:space="0"/>
         </w:tcBorders>
       </w:tcPr>
     </w:tblStylePr>
@@ -38574,12 +39956,12 @@
         <w:sz w:val="22"/>
       </w:rPr>
       <w:tcPr>
-        <w:shd w:color="ffffff"/>
-        <w:tcBorders>
-          <w:top w:val="none"/>
+        <w:shd w:val="clear" w:color="ffffff"/>
+        <w:tcBorders>
+          <w:top w:val="none" w:color="000000" w:sz="4" w:space="0"/>
           <w:left w:val="single" w:color="000000" w:themeColor="accent1" w:sz="4" w:space="0"/>
-          <w:bottom w:val="none"/>
-          <w:right w:val="none"/>
+          <w:bottom w:val="none" w:color="000000" w:sz="4" w:space="0"/>
+          <w:right w:val="none" w:color="000000" w:sz="4" w:space="0"/>
         </w:tcBorders>
       </w:tcPr>
     </w:tblStylePr>
@@ -38594,9 +39976,9 @@
         <w:shd w:val="clear" w:color="ffffff" w:themeColor="light1" w:fill="ffffff" w:themeFill="light1"/>
         <w:tcBorders>
           <w:top w:val="single" w:color="000000" w:themeColor="accent1" w:sz="4" w:space="0"/>
-          <w:left w:val="none"/>
-          <w:bottom w:val="none"/>
-          <w:right w:val="none"/>
+          <w:left w:val="none" w:color="000000" w:sz="4" w:space="0"/>
+          <w:bottom w:val="none" w:color="000000" w:sz="4" w:space="0"/>
+          <w:right w:val="none" w:color="000000" w:sz="4" w:space="0"/>
         </w:tcBorders>
       </w:tcPr>
     </w:tblStylePr>
@@ -38608,9 +39990,9 @@
       </w:rPr>
     </w:tblStylePr>
   </w:style>
-  <w:style w:type="table" w:styleId="385">
+  <w:style w:type="table" w:styleId="1424">
     <w:name w:val="List Table 7 Colorful - Accent 2"/>
-    <w:basedOn w:val="269"/>
+    <w:basedOn w:val="1308"/>
     <w:uiPriority w:val="99"/>
     <w:pPr>
       <w:spacing w:after="0" w:line="240" w:lineRule="auto"/>
@@ -38656,11 +40038,11 @@
         <w:jc w:val="right"/>
       </w:pPr>
       <w:tcPr>
-        <w:shd w:color="ffffff"/>
-        <w:tcBorders>
-          <w:top w:val="none"/>
-          <w:left w:val="none"/>
-          <w:bottom w:val="none"/>
+        <w:shd w:val="clear" w:color="ffffff"/>
+        <w:tcBorders>
+          <w:top w:val="none" w:color="000000" w:sz="4" w:space="0"/>
+          <w:left w:val="none" w:color="000000" w:sz="4" w:space="0"/>
+          <w:bottom w:val="none" w:color="000000" w:sz="4" w:space="0"/>
           <w:right w:val="single" w:color="000000" w:themeColor="accent2" w:themeTint="97" w:sz="4" w:space="0"/>
         </w:tcBorders>
       </w:tcPr>
@@ -38675,10 +40057,10 @@
       <w:tcPr>
         <w:shd w:val="clear" w:color="ffffff" w:themeColor="light1" w:fill="ffffff" w:themeFill="light1"/>
         <w:tcBorders>
-          <w:top w:val="none"/>
-          <w:left w:val="none"/>
+          <w:top w:val="none" w:color="000000" w:sz="4" w:space="0"/>
+          <w:left w:val="none" w:color="000000" w:sz="4" w:space="0"/>
           <w:bottom w:val="single" w:color="000000" w:themeColor="accent2" w:themeTint="97" w:sz="4" w:space="0"/>
-          <w:right w:val="none"/>
+          <w:right w:val="none" w:color="000000" w:sz="4" w:space="0"/>
         </w:tcBorders>
       </w:tcPr>
     </w:tblStylePr>
@@ -38690,12 +40072,12 @@
         <w:sz w:val="22"/>
       </w:rPr>
       <w:tcPr>
-        <w:shd w:color="ffffff"/>
-        <w:tcBorders>
-          <w:top w:val="none"/>
+        <w:shd w:val="clear" w:color="ffffff"/>
+        <w:tcBorders>
+          <w:top w:val="none" w:color="000000" w:sz="4" w:space="0"/>
           <w:left w:val="single" w:color="000000" w:themeColor="accent2" w:themeTint="97" w:sz="4" w:space="0"/>
-          <w:bottom w:val="none"/>
-          <w:right w:val="none"/>
+          <w:bottom w:val="none" w:color="000000" w:sz="4" w:space="0"/>
+          <w:right w:val="none" w:color="000000" w:sz="4" w:space="0"/>
         </w:tcBorders>
       </w:tcPr>
     </w:tblStylePr>
@@ -38710,9 +40092,9 @@
         <w:shd w:val="clear" w:color="ffffff" w:themeColor="light1" w:fill="ffffff" w:themeFill="light1"/>
         <w:tcBorders>
           <w:top w:val="single" w:color="000000" w:themeColor="accent2" w:themeTint="97" w:sz="4" w:space="0"/>
-          <w:left w:val="none"/>
-          <w:bottom w:val="none"/>
-          <w:right w:val="none"/>
+          <w:left w:val="none" w:color="000000" w:sz="4" w:space="0"/>
+          <w:bottom w:val="none" w:color="000000" w:sz="4" w:space="0"/>
+          <w:right w:val="none" w:color="000000" w:sz="4" w:space="0"/>
         </w:tcBorders>
       </w:tcPr>
     </w:tblStylePr>
@@ -38724,9 +40106,9 @@
       </w:rPr>
     </w:tblStylePr>
   </w:style>
-  <w:style w:type="table" w:styleId="386">
+  <w:style w:type="table" w:styleId="1425">
     <w:name w:val="List Table 7 Colorful - Accent 3"/>
-    <w:basedOn w:val="269"/>
+    <w:basedOn w:val="1308"/>
     <w:uiPriority w:val="99"/>
     <w:pPr>
       <w:spacing w:after="0" w:line="240" w:lineRule="auto"/>
@@ -38772,11 +40154,11 @@
         <w:jc w:val="right"/>
       </w:pPr>
       <w:tcPr>
-        <w:shd w:color="ffffff"/>
-        <w:tcBorders>
-          <w:top w:val="none"/>
-          <w:left w:val="none"/>
-          <w:bottom w:val="none"/>
+        <w:shd w:val="clear" w:color="ffffff"/>
+        <w:tcBorders>
+          <w:top w:val="none" w:color="000000" w:sz="4" w:space="0"/>
+          <w:left w:val="none" w:color="000000" w:sz="4" w:space="0"/>
+          <w:bottom w:val="none" w:color="000000" w:sz="4" w:space="0"/>
           <w:right w:val="single" w:color="000000" w:themeColor="accent3" w:themeTint="98" w:sz="4" w:space="0"/>
         </w:tcBorders>
       </w:tcPr>
@@ -38791,10 +40173,10 @@
       <w:tcPr>
         <w:shd w:val="clear" w:color="ffffff" w:themeColor="light1" w:fill="ffffff" w:themeFill="light1"/>
         <w:tcBorders>
-          <w:top w:val="none"/>
-          <w:left w:val="none"/>
+          <w:top w:val="none" w:color="000000" w:sz="4" w:space="0"/>
+          <w:left w:val="none" w:color="000000" w:sz="4" w:space="0"/>
           <w:bottom w:val="single" w:color="000000" w:themeColor="accent3" w:themeTint="98" w:sz="4" w:space="0"/>
-          <w:right w:val="none"/>
+          <w:right w:val="none" w:color="000000" w:sz="4" w:space="0"/>
         </w:tcBorders>
       </w:tcPr>
     </w:tblStylePr>
@@ -38806,12 +40188,12 @@
         <w:sz w:val="22"/>
       </w:rPr>
       <w:tcPr>
-        <w:shd w:color="ffffff"/>
-        <w:tcBorders>
-          <w:top w:val="none"/>
+        <w:shd w:val="clear" w:color="ffffff"/>
+        <w:tcBorders>
+          <w:top w:val="none" w:color="000000" w:sz="4" w:space="0"/>
           <w:left w:val="single" w:color="000000" w:themeColor="accent3" w:themeTint="98" w:sz="4" w:space="0"/>
-          <w:bottom w:val="none"/>
-          <w:right w:val="none"/>
+          <w:bottom w:val="none" w:color="000000" w:sz="4" w:space="0"/>
+          <w:right w:val="none" w:color="000000" w:sz="4" w:space="0"/>
         </w:tcBorders>
       </w:tcPr>
     </w:tblStylePr>
@@ -38826,9 +40208,9 @@
         <w:shd w:val="clear" w:color="ffffff" w:themeColor="light1" w:fill="ffffff" w:themeFill="light1"/>
         <w:tcBorders>
           <w:top w:val="single" w:color="000000" w:themeColor="accent3" w:themeTint="98" w:sz="4" w:space="0"/>
-          <w:left w:val="none"/>
-          <w:bottom w:val="none"/>
-          <w:right w:val="none"/>
+          <w:left w:val="none" w:color="000000" w:sz="4" w:space="0"/>
+          <w:bottom w:val="none" w:color="000000" w:sz="4" w:space="0"/>
+          <w:right w:val="none" w:color="000000" w:sz="4" w:space="0"/>
         </w:tcBorders>
       </w:tcPr>
     </w:tblStylePr>
@@ -38840,9 +40222,9 @@
       </w:rPr>
     </w:tblStylePr>
   </w:style>
-  <w:style w:type="table" w:styleId="387">
+  <w:style w:type="table" w:styleId="1426">
     <w:name w:val="List Table 7 Colorful - Accent 4"/>
-    <w:basedOn w:val="269"/>
+    <w:basedOn w:val="1308"/>
     <w:uiPriority w:val="99"/>
     <w:pPr>
       <w:spacing w:after="0" w:line="240" w:lineRule="auto"/>
@@ -38888,11 +40270,11 @@
         <w:jc w:val="right"/>
       </w:pPr>
       <w:tcPr>
-        <w:shd w:color="ffffff"/>
-        <w:tcBorders>
-          <w:top w:val="none"/>
-          <w:left w:val="none"/>
-          <w:bottom w:val="none"/>
+        <w:shd w:val="clear" w:color="ffffff"/>
+        <w:tcBorders>
+          <w:top w:val="none" w:color="000000" w:sz="4" w:space="0"/>
+          <w:left w:val="none" w:color="000000" w:sz="4" w:space="0"/>
+          <w:bottom w:val="none" w:color="000000" w:sz="4" w:space="0"/>
           <w:right w:val="single" w:color="000000" w:themeColor="accent4" w:themeTint="9A" w:sz="4" w:space="0"/>
         </w:tcBorders>
       </w:tcPr>
@@ -38907,10 +40289,10 @@
       <w:tcPr>
         <w:shd w:val="clear" w:color="ffffff" w:themeColor="light1" w:fill="ffffff" w:themeFill="light1"/>
         <w:tcBorders>
-          <w:top w:val="none"/>
-          <w:left w:val="none"/>
+          <w:top w:val="none" w:color="000000" w:sz="4" w:space="0"/>
+          <w:left w:val="none" w:color="000000" w:sz="4" w:space="0"/>
           <w:bottom w:val="single" w:color="000000" w:themeColor="accent4" w:themeTint="9A" w:sz="4" w:space="0"/>
-          <w:right w:val="none"/>
+          <w:right w:val="none" w:color="000000" w:sz="4" w:space="0"/>
         </w:tcBorders>
       </w:tcPr>
     </w:tblStylePr>
@@ -38922,12 +40304,12 @@
         <w:sz w:val="22"/>
       </w:rPr>
       <w:tcPr>
-        <w:shd w:color="ffffff"/>
-        <w:tcBorders>
-          <w:top w:val="none"/>
+        <w:shd w:val="clear" w:color="ffffff"/>
+        <w:tcBorders>
+          <w:top w:val="none" w:color="000000" w:sz="4" w:space="0"/>
           <w:left w:val="single" w:color="000000" w:themeColor="accent4" w:themeTint="9A" w:sz="4" w:space="0"/>
-          <w:bottom w:val="none"/>
-          <w:right w:val="none"/>
+          <w:bottom w:val="none" w:color="000000" w:sz="4" w:space="0"/>
+          <w:right w:val="none" w:color="000000" w:sz="4" w:space="0"/>
         </w:tcBorders>
       </w:tcPr>
     </w:tblStylePr>
@@ -38942,9 +40324,9 @@
         <w:shd w:val="clear" w:color="ffffff" w:themeColor="light1" w:fill="ffffff" w:themeFill="light1"/>
         <w:tcBorders>
           <w:top w:val="single" w:color="000000" w:themeColor="accent4" w:themeTint="9A" w:sz="4" w:space="0"/>
-          <w:left w:val="none"/>
-          <w:bottom w:val="none"/>
-          <w:right w:val="none"/>
+          <w:left w:val="none" w:color="000000" w:sz="4" w:space="0"/>
+          <w:bottom w:val="none" w:color="000000" w:sz="4" w:space="0"/>
+          <w:right w:val="none" w:color="000000" w:sz="4" w:space="0"/>
         </w:tcBorders>
       </w:tcPr>
     </w:tblStylePr>
@@ -38956,9 +40338,9 @@
       </w:rPr>
     </w:tblStylePr>
   </w:style>
-  <w:style w:type="table" w:styleId="388">
+  <w:style w:type="table" w:styleId="1427">
     <w:name w:val="List Table 7 Colorful - Accent 5"/>
-    <w:basedOn w:val="269"/>
+    <w:basedOn w:val="1308"/>
     <w:uiPriority w:val="99"/>
     <w:pPr>
       <w:spacing w:after="0" w:line="240" w:lineRule="auto"/>
@@ -39004,11 +40386,11 @@
         <w:jc w:val="right"/>
       </w:pPr>
       <w:tcPr>
-        <w:shd w:color="ffffff"/>
-        <w:tcBorders>
-          <w:top w:val="none"/>
-          <w:left w:val="none"/>
-          <w:bottom w:val="none"/>
+        <w:shd w:val="clear" w:color="ffffff"/>
+        <w:tcBorders>
+          <w:top w:val="none" w:color="000000" w:sz="4" w:space="0"/>
+          <w:left w:val="none" w:color="000000" w:sz="4" w:space="0"/>
+          <w:bottom w:val="none" w:color="000000" w:sz="4" w:space="0"/>
           <w:right w:val="single" w:color="000000" w:themeColor="accent5" w:themeTint="9A" w:sz="4" w:space="0"/>
         </w:tcBorders>
       </w:tcPr>
@@ -39023,10 +40405,10 @@
       <w:tcPr>
         <w:shd w:val="clear" w:color="ffffff" w:themeColor="light1" w:fill="ffffff" w:themeFill="light1"/>
         <w:tcBorders>
-          <w:top w:val="none"/>
-          <w:left w:val="none"/>
+          <w:top w:val="none" w:color="000000" w:sz="4" w:space="0"/>
+          <w:left w:val="none" w:color="000000" w:sz="4" w:space="0"/>
           <w:bottom w:val="single" w:color="000000" w:themeColor="accent5" w:themeTint="9A" w:sz="4" w:space="0"/>
-          <w:right w:val="none"/>
+          <w:right w:val="none" w:color="000000" w:sz="4" w:space="0"/>
         </w:tcBorders>
       </w:tcPr>
     </w:tblStylePr>
@@ -39038,12 +40420,12 @@
         <w:sz w:val="22"/>
       </w:rPr>
       <w:tcPr>
-        <w:shd w:color="ffffff"/>
-        <w:tcBorders>
-          <w:top w:val="none"/>
+        <w:shd w:val="clear" w:color="ffffff"/>
+        <w:tcBorders>
+          <w:top w:val="none" w:color="000000" w:sz="4" w:space="0"/>
           <w:left w:val="single" w:color="000000" w:themeColor="accent5" w:themeTint="9A" w:sz="4" w:space="0"/>
-          <w:bottom w:val="none"/>
-          <w:right w:val="none"/>
+          <w:bottom w:val="none" w:color="000000" w:sz="4" w:space="0"/>
+          <w:right w:val="none" w:color="000000" w:sz="4" w:space="0"/>
         </w:tcBorders>
       </w:tcPr>
     </w:tblStylePr>
@@ -39058,9 +40440,9 @@
         <w:shd w:val="clear" w:color="ffffff" w:themeColor="light1" w:fill="ffffff" w:themeFill="light1"/>
         <w:tcBorders>
           <w:top w:val="single" w:color="000000" w:themeColor="accent5" w:themeTint="9A" w:sz="4" w:space="0"/>
-          <w:left w:val="none"/>
-          <w:bottom w:val="none"/>
-          <w:right w:val="none"/>
+          <w:left w:val="none" w:color="000000" w:sz="4" w:space="0"/>
+          <w:bottom w:val="none" w:color="000000" w:sz="4" w:space="0"/>
+          <w:right w:val="none" w:color="000000" w:sz="4" w:space="0"/>
         </w:tcBorders>
       </w:tcPr>
     </w:tblStylePr>
@@ -39072,9 +40454,9 @@
       </w:rPr>
     </w:tblStylePr>
   </w:style>
-  <w:style w:type="table" w:styleId="389">
+  <w:style w:type="table" w:styleId="1428">
     <w:name w:val="List Table 7 Colorful - Accent 6"/>
-    <w:basedOn w:val="269"/>
+    <w:basedOn w:val="1308"/>
     <w:uiPriority w:val="99"/>
     <w:pPr>
       <w:spacing w:after="0" w:line="240" w:lineRule="auto"/>
@@ -39120,11 +40502,11 @@
         <w:jc w:val="right"/>
       </w:pPr>
       <w:tcPr>
-        <w:shd w:color="ffffff"/>
-        <w:tcBorders>
-          <w:top w:val="none"/>
-          <w:left w:val="none"/>
-          <w:bottom w:val="none"/>
+        <w:shd w:val="clear" w:color="ffffff"/>
+        <w:tcBorders>
+          <w:top w:val="none" w:color="000000" w:sz="4" w:space="0"/>
+          <w:left w:val="none" w:color="000000" w:sz="4" w:space="0"/>
+          <w:bottom w:val="none" w:color="000000" w:sz="4" w:space="0"/>
           <w:right w:val="single" w:color="000000" w:themeColor="accent6" w:themeTint="98" w:sz="4" w:space="0"/>
         </w:tcBorders>
       </w:tcPr>
@@ -39139,10 +40521,10 @@
       <w:tcPr>
         <w:shd w:val="clear" w:color="ffffff" w:themeColor="light1" w:fill="ffffff" w:themeFill="light1"/>
         <w:tcBorders>
-          <w:top w:val="none"/>
-          <w:left w:val="none"/>
+          <w:top w:val="none" w:color="000000" w:sz="4" w:space="0"/>
+          <w:left w:val="none" w:color="000000" w:sz="4" w:space="0"/>
           <w:bottom w:val="single" w:color="000000" w:themeColor="accent6" w:themeTint="98" w:sz="4" w:space="0"/>
-          <w:right w:val="none"/>
+          <w:right w:val="none" w:color="000000" w:sz="4" w:space="0"/>
         </w:tcBorders>
       </w:tcPr>
     </w:tblStylePr>
@@ -39154,12 +40536,12 @@
         <w:sz w:val="22"/>
       </w:rPr>
       <w:tcPr>
-        <w:shd w:color="ffffff"/>
-        <w:tcBorders>
-          <w:top w:val="none"/>
+        <w:shd w:val="clear" w:color="ffffff"/>
+        <w:tcBorders>
+          <w:top w:val="none" w:color="000000" w:sz="4" w:space="0"/>
           <w:left w:val="single" w:color="000000" w:themeColor="accent6" w:themeTint="98" w:sz="4" w:space="0"/>
-          <w:bottom w:val="none"/>
-          <w:right w:val="none"/>
+          <w:bottom w:val="none" w:color="000000" w:sz="4" w:space="0"/>
+          <w:right w:val="none" w:color="000000" w:sz="4" w:space="0"/>
         </w:tcBorders>
       </w:tcPr>
     </w:tblStylePr>
@@ -39174,9 +40556,9 @@
         <w:shd w:val="clear" w:color="ffffff" w:themeColor="light1" w:fill="ffffff" w:themeFill="light1"/>
         <w:tcBorders>
           <w:top w:val="single" w:color="000000" w:themeColor="accent6" w:themeTint="98" w:sz="4" w:space="0"/>
-          <w:left w:val="none"/>
-          <w:bottom w:val="none"/>
-          <w:right w:val="none"/>
+          <w:left w:val="none" w:color="000000" w:sz="4" w:space="0"/>
+          <w:bottom w:val="none" w:color="000000" w:sz="4" w:space="0"/>
+          <w:right w:val="none" w:color="000000" w:sz="4" w:space="0"/>
         </w:tcBorders>
       </w:tcPr>
     </w:tblStylePr>
@@ -39188,9 +40570,9 @@
       </w:rPr>
     </w:tblStylePr>
   </w:style>
-  <w:style w:type="table" w:styleId="390">
+  <w:style w:type="table" w:styleId="1429">
     <w:name w:val="Lined - Accent"/>
-    <w:basedOn w:val="269"/>
+    <w:basedOn w:val="1308"/>
     <w:uiPriority w:val="99"/>
     <w:pPr>
       <w:spacing w:after="0" w:line="240" w:lineRule="auto"/>
@@ -39278,9 +40660,9 @@
       </w:tcPr>
     </w:tblStylePr>
   </w:style>
-  <w:style w:type="table" w:styleId="391">
+  <w:style w:type="table" w:styleId="1430">
     <w:name w:val="Lined - Accent 1"/>
-    <w:basedOn w:val="269"/>
+    <w:basedOn w:val="1308"/>
     <w:uiPriority w:val="99"/>
     <w:pPr>
       <w:spacing w:after="0" w:line="240" w:lineRule="auto"/>
@@ -39368,9 +40750,9 @@
       </w:tcPr>
     </w:tblStylePr>
   </w:style>
-  <w:style w:type="table" w:styleId="392">
+  <w:style w:type="table" w:styleId="1431">
     <w:name w:val="Lined - Accent 2"/>
-    <w:basedOn w:val="269"/>
+    <w:basedOn w:val="1308"/>
     <w:uiPriority w:val="99"/>
     <w:pPr>
       <w:spacing w:after="0" w:line="240" w:lineRule="auto"/>
@@ -39458,9 +40840,9 @@
       </w:tcPr>
     </w:tblStylePr>
   </w:style>
-  <w:style w:type="table" w:styleId="393">
+  <w:style w:type="table" w:styleId="1432">
     <w:name w:val="Lined - Accent 3"/>
-    <w:basedOn w:val="269"/>
+    <w:basedOn w:val="1308"/>
     <w:uiPriority w:val="99"/>
     <w:pPr>
       <w:spacing w:after="0" w:line="240" w:lineRule="auto"/>
@@ -39548,9 +40930,9 @@
       </w:tcPr>
     </w:tblStylePr>
   </w:style>
-  <w:style w:type="table" w:styleId="394">
+  <w:style w:type="table" w:styleId="1433">
     <w:name w:val="Lined - Accent 4"/>
-    <w:basedOn w:val="269"/>
+    <w:basedOn w:val="1308"/>
     <w:uiPriority w:val="99"/>
     <w:pPr>
       <w:spacing w:after="0" w:line="240" w:lineRule="auto"/>
@@ -39638,9 +41020,9 @@
       </w:tcPr>
     </w:tblStylePr>
   </w:style>
-  <w:style w:type="table" w:styleId="395">
+  <w:style w:type="table" w:styleId="1434">
     <w:name w:val="Lined - Accent 5"/>
-    <w:basedOn w:val="269"/>
+    <w:basedOn w:val="1308"/>
     <w:uiPriority w:val="99"/>
     <w:pPr>
       <w:spacing w:after="0" w:line="240" w:lineRule="auto"/>
@@ -39728,9 +41110,9 @@
       </w:tcPr>
     </w:tblStylePr>
   </w:style>
-  <w:style w:type="table" w:styleId="396">
+  <w:style w:type="table" w:styleId="1435">
     <w:name w:val="Lined - Accent 6"/>
-    <w:basedOn w:val="269"/>
+    <w:basedOn w:val="1308"/>
     <w:uiPriority w:val="99"/>
     <w:pPr>
       <w:spacing w:after="0" w:line="240" w:lineRule="auto"/>
@@ -39818,9 +41200,9 @@
       </w:tcPr>
     </w:tblStylePr>
   </w:style>
-  <w:style w:type="table" w:styleId="397">
+  <w:style w:type="table" w:styleId="1436">
     <w:name w:val="Bordered &amp; Lined - Accent"/>
-    <w:basedOn w:val="269"/>
+    <w:basedOn w:val="1308"/>
     <w:uiPriority w:val="99"/>
     <w:pPr>
       <w:spacing w:after="0" w:line="240" w:lineRule="auto"/>
@@ -39916,9 +41298,9 @@
       </w:tcPr>
     </w:tblStylePr>
   </w:style>
-  <w:style w:type="table" w:styleId="398">
+  <w:style w:type="table" w:styleId="1437">
     <w:name w:val="Bordered &amp; Lined - Accent 1"/>
-    <w:basedOn w:val="269"/>
+    <w:basedOn w:val="1308"/>
     <w:uiPriority w:val="99"/>
     <w:pPr>
       <w:spacing w:after="0" w:line="240" w:lineRule="auto"/>
@@ -40014,9 +41396,9 @@
       </w:tcPr>
     </w:tblStylePr>
   </w:style>
-  <w:style w:type="table" w:styleId="399">
+  <w:style w:type="table" w:styleId="1438">
     <w:name w:val="Bordered &amp; Lined - Accent 2"/>
-    <w:basedOn w:val="269"/>
+    <w:basedOn w:val="1308"/>
     <w:uiPriority w:val="99"/>
     <w:pPr>
       <w:spacing w:after="0" w:line="240" w:lineRule="auto"/>
@@ -40112,9 +41494,9 @@
       </w:tcPr>
     </w:tblStylePr>
   </w:style>
-  <w:style w:type="table" w:styleId="400">
+  <w:style w:type="table" w:styleId="1439">
     <w:name w:val="Bordered &amp; Lined - Accent 3"/>
-    <w:basedOn w:val="269"/>
+    <w:basedOn w:val="1308"/>
     <w:uiPriority w:val="99"/>
     <w:pPr>
       <w:spacing w:after="0" w:line="240" w:lineRule="auto"/>
@@ -40210,9 +41592,9 @@
       </w:tcPr>
     </w:tblStylePr>
   </w:style>
-  <w:style w:type="table" w:styleId="401">
+  <w:style w:type="table" w:styleId="1440">
     <w:name w:val="Bordered &amp; Lined - Accent 4"/>
-    <w:basedOn w:val="269"/>
+    <w:basedOn w:val="1308"/>
     <w:uiPriority w:val="99"/>
     <w:pPr>
       <w:spacing w:after="0" w:line="240" w:lineRule="auto"/>
@@ -40308,9 +41690,9 @@
       </w:tcPr>
     </w:tblStylePr>
   </w:style>
-  <w:style w:type="table" w:styleId="402">
+  <w:style w:type="table" w:styleId="1441">
     <w:name w:val="Bordered &amp; Lined - Accent 5"/>
-    <w:basedOn w:val="269"/>
+    <w:basedOn w:val="1308"/>
     <w:uiPriority w:val="99"/>
     <w:pPr>
       <w:spacing w:after="0" w:line="240" w:lineRule="auto"/>
@@ -40406,9 +41788,9 @@
       </w:tcPr>
     </w:tblStylePr>
   </w:style>
-  <w:style w:type="table" w:styleId="403">
+  <w:style w:type="table" w:styleId="1442">
     <w:name w:val="Bordered &amp; Lined - Accent 6"/>
-    <w:basedOn w:val="269"/>
+    <w:basedOn w:val="1308"/>
     <w:uiPriority w:val="99"/>
     <w:pPr>
       <w:spacing w:after="0" w:line="240" w:lineRule="auto"/>
@@ -40504,9 +41886,9 @@
       </w:tcPr>
     </w:tblStylePr>
   </w:style>
-  <w:style w:type="table" w:styleId="404">
+  <w:style w:type="table" w:styleId="1443">
     <w:name w:val="Bordered"/>
-    <w:basedOn w:val="269"/>
+    <w:basedOn w:val="1308"/>
     <w:uiPriority w:val="99"/>
     <w:pPr>
       <w:spacing w:after="0" w:line="240" w:lineRule="auto"/>
@@ -40583,9 +41965,9 @@
       </w:tcPr>
     </w:tblStylePr>
   </w:style>
-  <w:style w:type="table" w:styleId="405">
+  <w:style w:type="table" w:styleId="1444">
     <w:name w:val="Bordered - Accent 1"/>
-    <w:basedOn w:val="269"/>
+    <w:basedOn w:val="1308"/>
     <w:uiPriority w:val="99"/>
     <w:pPr>
       <w:spacing w:after="0" w:line="240" w:lineRule="auto"/>
@@ -40662,9 +42044,9 @@
       </w:tcPr>
     </w:tblStylePr>
   </w:style>
-  <w:style w:type="table" w:styleId="406">
+  <w:style w:type="table" w:styleId="1445">
     <w:name w:val="Bordered - Accent 2"/>
-    <w:basedOn w:val="269"/>
+    <w:basedOn w:val="1308"/>
     <w:uiPriority w:val="99"/>
     <w:pPr>
       <w:spacing w:after="0" w:line="240" w:lineRule="auto"/>
@@ -40741,9 +42123,9 @@
       </w:tcPr>
     </w:tblStylePr>
   </w:style>
-  <w:style w:type="table" w:styleId="407">
+  <w:style w:type="table" w:styleId="1446">
     <w:name w:val="Bordered - Accent 3"/>
-    <w:basedOn w:val="269"/>
+    <w:basedOn w:val="1308"/>
     <w:uiPriority w:val="99"/>
     <w:pPr>
       <w:spacing w:after="0" w:line="240" w:lineRule="auto"/>
@@ -40820,9 +42202,9 @@
       </w:tcPr>
     </w:tblStylePr>
   </w:style>
-  <w:style w:type="table" w:styleId="408">
+  <w:style w:type="table" w:styleId="1447">
     <w:name w:val="Bordered - Accent 4"/>
-    <w:basedOn w:val="269"/>
+    <w:basedOn w:val="1308"/>
     <w:uiPriority w:val="99"/>
     <w:pPr>
       <w:spacing w:after="0" w:line="240" w:lineRule="auto"/>
@@ -40899,9 +42281,9 @@
       </w:tcPr>
     </w:tblStylePr>
   </w:style>
-  <w:style w:type="table" w:styleId="409">
+  <w:style w:type="table" w:styleId="1448">
     <w:name w:val="Bordered - Accent 5"/>
-    <w:basedOn w:val="269"/>
+    <w:basedOn w:val="1308"/>
     <w:uiPriority w:val="99"/>
     <w:pPr>
       <w:spacing w:after="0" w:line="240" w:lineRule="auto"/>
@@ -40978,9 +42360,9 @@
       </w:tcPr>
     </w:tblStylePr>
   </w:style>
-  <w:style w:type="table" w:styleId="410">
+  <w:style w:type="table" w:styleId="1449">
     <w:name w:val="Bordered - Accent 6"/>
-    <w:basedOn w:val="269"/>
+    <w:basedOn w:val="1308"/>
     <w:uiPriority w:val="99"/>
     <w:pPr>
       <w:spacing w:after="0" w:line="240" w:lineRule="auto"/>
@@ -41057,7 +42439,7 @@
       </w:tcPr>
     </w:tblStylePr>
   </w:style>
-  <w:style w:type="character" w:styleId="411">
+  <w:style w:type="character" w:styleId="1450">
     <w:name w:val="Hyperlink"/>
     <w:uiPriority w:val="99"/>
     <w:unhideWhenUsed/>
@@ -41066,10 +42448,10 @@
       <w:u w:val="single"/>
     </w:rPr>
   </w:style>
-  <w:style w:type="paragraph" w:styleId="412">
+  <w:style w:type="paragraph" w:styleId="1451">
     <w:name w:val="footnote text"/>
-    <w:basedOn w:val="247"/>
-    <w:link w:val="413"/>
+    <w:basedOn w:val="1286"/>
+    <w:link w:val="1452"/>
     <w:uiPriority w:val="99"/>
     <w:semiHidden/>
     <w:unhideWhenUsed/>
@@ -41080,27 +42462,27 @@
       <w:sz w:val="18"/>
     </w:rPr>
   </w:style>
-  <w:style w:type="character" w:styleId="413">
+  <w:style w:type="character" w:styleId="1452">
     <w:name w:val="Footnote Text Char"/>
-    <w:link w:val="412"/>
+    <w:link w:val="1451"/>
     <w:uiPriority w:val="99"/>
     <w:rPr>
       <w:sz w:val="18"/>
     </w:rPr>
   </w:style>
-  <w:style w:type="character" w:styleId="414">
+  <w:style w:type="character" w:styleId="1453">
     <w:name w:val="footnote reference"/>
-    <w:basedOn w:val="248"/>
+    <w:basedOn w:val="1287"/>
     <w:uiPriority w:val="99"/>
     <w:unhideWhenUsed/>
     <w:rPr>
       <w:vertAlign w:val="superscript"/>
     </w:rPr>
   </w:style>
-  <w:style w:type="paragraph" w:styleId="415">
+  <w:style w:type="paragraph" w:styleId="1454">
     <w:name w:val="endnote text"/>
-    <w:basedOn w:val="247"/>
-    <w:link w:val="416"/>
+    <w:basedOn w:val="1286"/>
+    <w:link w:val="1455"/>
     <w:uiPriority w:val="99"/>
     <w:semiHidden/>
     <w:unhideWhenUsed/>
@@ -41111,17 +42493,17 @@
       <w:sz w:val="20"/>
     </w:rPr>
   </w:style>
-  <w:style w:type="character" w:styleId="416">
+  <w:style w:type="character" w:styleId="1455">
     <w:name w:val="Endnote Text Char"/>
-    <w:link w:val="415"/>
+    <w:link w:val="1454"/>
     <w:uiPriority w:val="99"/>
     <w:rPr>
       <w:sz w:val="20"/>
     </w:rPr>
   </w:style>
-  <w:style w:type="character" w:styleId="417">
+  <w:style w:type="character" w:styleId="1456">
     <w:name w:val="endnote reference"/>
-    <w:basedOn w:val="248"/>
+    <w:basedOn w:val="1287"/>
     <w:uiPriority w:val="99"/>
     <w:semiHidden/>
     <w:unhideWhenUsed/>
@@ -41129,10 +42511,10 @@
       <w:vertAlign w:val="superscript"/>
     </w:rPr>
   </w:style>
-  <w:style w:type="paragraph" w:styleId="418">
+  <w:style w:type="paragraph" w:styleId="1457">
     <w:name w:val="toc 1"/>
-    <w:basedOn w:val="247"/>
-    <w:next w:val="247"/>
+    <w:basedOn w:val="1286"/>
+    <w:next w:val="1286"/>
     <w:uiPriority w:val="39"/>
     <w:unhideWhenUsed/>
     <w:pPr>
@@ -41140,10 +42522,10 @@
       <w:spacing w:after="57"/>
     </w:pPr>
   </w:style>
-  <w:style w:type="paragraph" w:styleId="419">
+  <w:style w:type="paragraph" w:styleId="1458">
     <w:name w:val="toc 2"/>
-    <w:basedOn w:val="247"/>
-    <w:next w:val="247"/>
+    <w:basedOn w:val="1286"/>
+    <w:next w:val="1286"/>
     <w:uiPriority w:val="39"/>
     <w:unhideWhenUsed/>
     <w:pPr>
@@ -41151,10 +42533,10 @@
       <w:spacing w:after="57"/>
     </w:pPr>
   </w:style>
-  <w:style w:type="paragraph" w:styleId="420">
+  <w:style w:type="paragraph" w:styleId="1459">
     <w:name w:val="toc 3"/>
-    <w:basedOn w:val="247"/>
-    <w:next w:val="247"/>
+    <w:basedOn w:val="1286"/>
+    <w:next w:val="1286"/>
     <w:uiPriority w:val="39"/>
     <w:unhideWhenUsed/>
     <w:pPr>
@@ -41162,10 +42544,10 @@
       <w:spacing w:after="57"/>
     </w:pPr>
   </w:style>
-  <w:style w:type="paragraph" w:styleId="421">
+  <w:style w:type="paragraph" w:styleId="1460">
     <w:name w:val="toc 4"/>
-    <w:basedOn w:val="247"/>
-    <w:next w:val="247"/>
+    <w:basedOn w:val="1286"/>
+    <w:next w:val="1286"/>
     <w:uiPriority w:val="39"/>
     <w:unhideWhenUsed/>
     <w:pPr>
@@ -41173,10 +42555,10 @@
       <w:spacing w:after="57"/>
     </w:pPr>
   </w:style>
-  <w:style w:type="paragraph" w:styleId="422">
+  <w:style w:type="paragraph" w:styleId="1461">
     <w:name w:val="toc 5"/>
-    <w:basedOn w:val="247"/>
-    <w:next w:val="247"/>
+    <w:basedOn w:val="1286"/>
+    <w:next w:val="1286"/>
     <w:uiPriority w:val="39"/>
     <w:unhideWhenUsed/>
     <w:pPr>
@@ -41184,10 +42566,10 @@
       <w:spacing w:after="57"/>
     </w:pPr>
   </w:style>
-  <w:style w:type="paragraph" w:styleId="423">
+  <w:style w:type="paragraph" w:styleId="1462">
     <w:name w:val="toc 6"/>
-    <w:basedOn w:val="247"/>
-    <w:next w:val="247"/>
+    <w:basedOn w:val="1286"/>
+    <w:next w:val="1286"/>
     <w:uiPriority w:val="39"/>
     <w:unhideWhenUsed/>
     <w:pPr>
@@ -41195,10 +42577,10 @@
       <w:spacing w:after="57"/>
     </w:pPr>
   </w:style>
-  <w:style w:type="paragraph" w:styleId="424">
+  <w:style w:type="paragraph" w:styleId="1463">
     <w:name w:val="toc 7"/>
-    <w:basedOn w:val="247"/>
-    <w:next w:val="247"/>
+    <w:basedOn w:val="1286"/>
+    <w:next w:val="1286"/>
     <w:uiPriority w:val="39"/>
     <w:unhideWhenUsed/>
     <w:pPr>
@@ -41206,10 +42588,10 @@
       <w:spacing w:after="57"/>
     </w:pPr>
   </w:style>
-  <w:style w:type="paragraph" w:styleId="425">
+  <w:style w:type="paragraph" w:styleId="1464">
     <w:name w:val="toc 8"/>
-    <w:basedOn w:val="247"/>
-    <w:next w:val="247"/>
+    <w:basedOn w:val="1286"/>
+    <w:next w:val="1286"/>
     <w:uiPriority w:val="39"/>
     <w:unhideWhenUsed/>
     <w:pPr>
@@ -41217,10 +42599,10 @@
       <w:spacing w:after="57"/>
     </w:pPr>
   </w:style>
-  <w:style w:type="paragraph" w:styleId="426">
+  <w:style w:type="paragraph" w:styleId="1465">
     <w:name w:val="toc 9"/>
-    <w:basedOn w:val="247"/>
-    <w:next w:val="247"/>
+    <w:basedOn w:val="1286"/>
+    <w:next w:val="1286"/>
     <w:uiPriority w:val="39"/>
     <w:unhideWhenUsed/>
     <w:pPr>
@@ -41228,15 +42610,15 @@
       <w:spacing w:after="57"/>
     </w:pPr>
   </w:style>
-  <w:style w:type="paragraph" w:styleId="427">
+  <w:style w:type="paragraph" w:styleId="1466">
     <w:name w:val="TOC Heading"/>
     <w:uiPriority w:val="39"/>
     <w:unhideWhenUsed/>
   </w:style>
-  <w:style w:type="paragraph" w:styleId="428">
+  <w:style w:type="paragraph" w:styleId="1467">
     <w:name w:val="table of figures"/>
-    <w:basedOn w:val="247"/>
-    <w:next w:val="247"/>
+    <w:basedOn w:val="1286"/>
+    <w:next w:val="1286"/>
     <w:uiPriority w:val="99"/>
     <w:unhideWhenUsed/>
     <w:pPr>
